--- a/t19_s4.docx
+++ b/t19_s4.docx
@@ -3,2168 +3,1778 @@
 <w:document xmlns:wpc="http://schemas.microsoft.com/office/word/2010/wordprocessingCanvas" xmlns:mo="http://schemas.microsoft.com/office/mac/office/2008/main" xmlns:mc="http://schemas.openxmlformats.org/markup-compatibility/2006" xmlns:mv="urn:schemas-microsoft-com:mac:vml" xmlns:o="urn:schemas-microsoft-com:office:office" xmlns:r="http://schemas.openxmlformats.org/officeDocument/2006/relationships" xmlns:m="http://schemas.openxmlformats.org/officeDocument/2006/math" xmlns:v="urn:schemas-microsoft-com:vml" xmlns:wp14="http://schemas.microsoft.com/office/word/2010/wordprocessingDrawing" xmlns:wp="http://schemas.openxmlformats.org/drawingml/2006/wordprocessingDrawing" xmlns:w10="urn:schemas-microsoft-com:office:word" xmlns:w="http://schemas.openxmlformats.org/wordprocessingml/2006/main" xmlns:w14="http://schemas.microsoft.com/office/word/2010/wordml" xmlns:wpg="http://schemas.microsoft.com/office/word/2010/wordprocessingGroup" xmlns:wpi="http://schemas.microsoft.com/office/word/2010/wordprocessingInk" xmlns:wne="http://schemas.microsoft.com/office/word/2006/wordml" xmlns:wps="http://schemas.microsoft.com/office/word/2010/wordprocessingShape" mc:Ignorable="w14 wp14">
   <w:body>
     <w:p>
-      <w:pPr>
-        <w:spacing w:after="20" w:before="120"/>
-      </w:pPr>
-      <w:r>
-        <w:rPr>
-          <w:b/>
-          <w:sz w:val="22"/>
-        </w:rPr>
-        <w:t>Question: A client at 38 weeks gestation has BP 160/110 mm Hg with 3+ proteinuria. Which nursing action should be implemented FIRST?</w:t>
-      </w:r>
-    </w:p>
-    <w:p>
-      <w:pPr>
-        <w:spacing w:after="0" w:before="0"/>
-      </w:pPr>
-      <w:r>
-        <w:rPr>
-          <w:b w:val="0"/>
-          <w:sz w:val="22"/>
-        </w:rPr>
-        <w:t>(a) Apply the electronic fetal monitor</w:t>
-      </w:r>
-    </w:p>
-    <w:p>
-      <w:pPr>
-        <w:spacing w:after="0" w:before="0"/>
-      </w:pPr>
-      <w:r>
-        <w:rPr>
-          <w:b w:val="0"/>
-          <w:sz w:val="22"/>
-        </w:rPr>
-        <w:t>(b) Prepare the client for cesarean delivery</w:t>
-      </w:r>
-    </w:p>
-    <w:p>
-      <w:pPr>
-        <w:spacing w:after="0" w:before="0"/>
-      </w:pPr>
-      <w:r>
-        <w:rPr>
-          <w:b w:val="0"/>
-          <w:sz w:val="22"/>
-        </w:rPr>
-        <w:t>(c) Administer an oral antihypertensive</w:t>
-      </w:r>
-    </w:p>
-    <w:p>
-      <w:pPr>
-        <w:spacing w:after="0" w:before="0"/>
-      </w:pPr>
-      <w:r>
-        <w:rPr>
-          <w:b w:val="0"/>
-          <w:sz w:val="22"/>
-        </w:rPr>
-        <w:t>(d) Place the client on her left side in bed</w:t>
-      </w:r>
-    </w:p>
-    <w:p>
-      <w:pPr>
-        <w:spacing w:after="0" w:before="40"/>
-      </w:pPr>
-      <w:r>
-        <w:rPr>
-          <w:b/>
-          <w:sz w:val="22"/>
-        </w:rPr>
-        <w:t>Answer: d</w:t>
-      </w:r>
-    </w:p>
-    <w:p>
-      <w:pPr>
-        <w:spacing w:after="0" w:before="0"/>
-      </w:pPr>
-      <w:r>
-        <w:rPr>
-          <w:b w:val="0"/>
-          <w:sz w:val="21"/>
-        </w:rPr>
-        <w:t>Solution: In severe preeclampsia the first action is left-lateral positioning to improve placental and renal perfusion, followed by magnesium sulfate, BP control and fetal monitoring.</w:t>
-      </w:r>
-    </w:p>
-    <w:p>
-      <w:pPr>
-        <w:spacing w:after="0" w:before="0"/>
-      </w:pPr>
-      <w:r>
-        <w:rPr>
-          <w:b w:val="0"/>
-          <w:sz w:val="20"/>
-        </w:rPr>
-        <w:t>Positive Marks: 1</w:t>
-      </w:r>
-    </w:p>
-    <w:p>
-      <w:pPr>
-        <w:spacing w:after="160" w:before="0"/>
-      </w:pPr>
-      <w:r>
-        <w:rPr>
-          <w:b w:val="0"/>
-          <w:sz w:val="20"/>
-        </w:rPr>
-        <w:t>Negative Marks: 0.25</w:t>
-      </w:r>
-    </w:p>
-    <w:p>
-      <w:pPr>
-        <w:spacing w:after="20" w:before="120"/>
-      </w:pPr>
-      <w:r>
-        <w:rPr>
-          <w:b/>
-          <w:sz w:val="22"/>
-        </w:rPr>
-        <w:t>Question: A burn patient with 30% TBSA burns in the first 24 hours should be monitored most closely for:</w:t>
-      </w:r>
-    </w:p>
-    <w:p>
-      <w:pPr>
-        <w:spacing w:after="0" w:before="0"/>
-      </w:pPr>
-      <w:r>
-        <w:rPr>
-          <w:b w:val="0"/>
-          <w:sz w:val="22"/>
-        </w:rPr>
-        <w:t>(a) Hypovolaemic shock</w:t>
-      </w:r>
-    </w:p>
-    <w:p>
-      <w:pPr>
-        <w:spacing w:after="0" w:before="0"/>
-      </w:pPr>
-      <w:r>
-        <w:rPr>
-          <w:b w:val="0"/>
-          <w:sz w:val="22"/>
-        </w:rPr>
-        <w:t>(b) Constipation</w:t>
-      </w:r>
-    </w:p>
-    <w:p>
-      <w:pPr>
-        <w:spacing w:after="0" w:before="0"/>
-      </w:pPr>
-      <w:r>
-        <w:rPr>
-          <w:b w:val="0"/>
-          <w:sz w:val="22"/>
-        </w:rPr>
-        <w:t>(c) Hyperkalemia only</w:t>
-      </w:r>
-    </w:p>
-    <w:p>
-      <w:pPr>
-        <w:spacing w:after="0" w:before="0"/>
-      </w:pPr>
-      <w:r>
-        <w:rPr>
-          <w:b w:val="0"/>
-          <w:sz w:val="22"/>
-        </w:rPr>
-        <w:t>(d) Hyperglycemia</w:t>
-      </w:r>
-    </w:p>
-    <w:p>
-      <w:pPr>
-        <w:spacing w:after="0" w:before="40"/>
-      </w:pPr>
-      <w:r>
-        <w:rPr>
-          <w:b/>
-          <w:sz w:val="22"/>
-        </w:rPr>
-        <w:t>Answer: a</w:t>
-      </w:r>
-    </w:p>
-    <w:p>
-      <w:pPr>
-        <w:spacing w:after="0" w:before="0"/>
-      </w:pPr>
-      <w:r>
-        <w:rPr>
-          <w:b w:val="0"/>
-          <w:sz w:val="21"/>
-        </w:rPr>
-        <w:t>Solution: Fluid shift from the intravascular compartment causes hypovolaemic shock in the first 24-48 hours after burns.</w:t>
-      </w:r>
-    </w:p>
-    <w:p>
-      <w:pPr>
-        <w:spacing w:after="0" w:before="0"/>
-      </w:pPr>
-      <w:r>
-        <w:rPr>
-          <w:b w:val="0"/>
-          <w:sz w:val="20"/>
-        </w:rPr>
-        <w:t>Positive Marks: 1</w:t>
-      </w:r>
-    </w:p>
-    <w:p>
-      <w:pPr>
-        <w:spacing w:after="160" w:before="0"/>
-      </w:pPr>
-      <w:r>
-        <w:rPr>
-          <w:b w:val="0"/>
-          <w:sz w:val="20"/>
-        </w:rPr>
-        <w:t>Negative Marks: 0.25</w:t>
-      </w:r>
-    </w:p>
-    <w:p>
-      <w:pPr>
-        <w:spacing w:after="20" w:before="120"/>
-      </w:pPr>
-      <w:r>
-        <w:rPr>
-          <w:b/>
-          <w:sz w:val="22"/>
-        </w:rPr>
-        <w:t>Question: Mother of a 3 year old child asks the nurse about instructions following the use of a spacer. What will you tell the mother?</w:t>
-      </w:r>
-    </w:p>
-    <w:p>
-      <w:pPr>
-        <w:spacing w:after="0" w:before="0"/>
-      </w:pPr>
-      <w:r>
-        <w:rPr>
-          <w:b w:val="0"/>
-          <w:sz w:val="22"/>
-        </w:rPr>
-        <w:t>(a) Deep breaths while using spacer</w:t>
-      </w:r>
-    </w:p>
-    <w:p>
-      <w:pPr>
-        <w:spacing w:after="0" w:before="0"/>
-      </w:pPr>
-      <w:r>
-        <w:rPr>
-          <w:b w:val="0"/>
-          <w:sz w:val="22"/>
-        </w:rPr>
-        <w:t>(b) Mouth rinse after 30 min</w:t>
-      </w:r>
-    </w:p>
-    <w:p>
-      <w:pPr>
-        <w:spacing w:after="0" w:before="0"/>
-      </w:pPr>
-      <w:r>
-        <w:rPr>
-          <w:b w:val="0"/>
-          <w:sz w:val="22"/>
-        </w:rPr>
-        <w:t>(c) Keep breathing in spacer for 30 sec</w:t>
-      </w:r>
-    </w:p>
-    <w:p>
-      <w:pPr>
-        <w:spacing w:after="0" w:before="0"/>
-      </w:pPr>
-      <w:r>
-        <w:rPr>
-          <w:b w:val="0"/>
-          <w:sz w:val="22"/>
-        </w:rPr>
-        <w:t>(d) Time between alternate puffs is 30 secs</w:t>
-      </w:r>
-    </w:p>
-    <w:p>
-      <w:pPr>
-        <w:spacing w:after="0" w:before="40"/>
-      </w:pPr>
-      <w:r>
-        <w:rPr>
-          <w:b/>
-          <w:sz w:val="22"/>
-        </w:rPr>
-        <w:t>Answer: d</w:t>
-      </w:r>
-    </w:p>
-    <w:p>
-      <w:pPr>
-        <w:spacing w:after="0" w:before="0"/>
-      </w:pPr>
-      <w:r>
-        <w:rPr>
-          <w:b w:val="0"/>
-          <w:sz w:val="21"/>
-        </w:rPr>
-        <w:t>Solution: When using a spacer, the time between alternate puffs should be about 30 seconds.</w:t>
-      </w:r>
-    </w:p>
-    <w:p>
-      <w:pPr>
-        <w:spacing w:after="0" w:before="0"/>
-      </w:pPr>
-      <w:r>
-        <w:rPr>
-          <w:b w:val="0"/>
-          <w:sz w:val="20"/>
-        </w:rPr>
-        <w:t>Positive Marks: 1</w:t>
-      </w:r>
-    </w:p>
-    <w:p>
-      <w:pPr>
-        <w:spacing w:after="160" w:before="0"/>
-      </w:pPr>
-      <w:r>
-        <w:rPr>
-          <w:b w:val="0"/>
-          <w:sz w:val="20"/>
-        </w:rPr>
-        <w:t>Negative Marks: 0.25</w:t>
-      </w:r>
-    </w:p>
-    <w:p>
-      <w:pPr>
-        <w:spacing w:after="20" w:before="120"/>
-      </w:pPr>
-      <w:r>
-        <w:rPr>
-          <w:b/>
-          <w:sz w:val="22"/>
-        </w:rPr>
-        <w:t>Question: The nurse had a needle stick injury with a hepatitis B infected needle, what is priority nursing action?</w:t>
-      </w:r>
-    </w:p>
-    <w:p>
-      <w:pPr>
-        <w:spacing w:after="0" w:before="0"/>
-      </w:pPr>
-      <w:r>
-        <w:rPr>
-          <w:b w:val="0"/>
-          <w:sz w:val="22"/>
-        </w:rPr>
-        <w:t>(a) Start PEP treatment immediately</w:t>
-      </w:r>
-    </w:p>
-    <w:p>
-      <w:pPr>
-        <w:spacing w:after="0" w:before="0"/>
-      </w:pPr>
-      <w:r>
-        <w:rPr>
-          <w:b w:val="0"/>
-          <w:sz w:val="22"/>
-        </w:rPr>
-        <w:t>(b) Get a doctor appointment</w:t>
-      </w:r>
-    </w:p>
-    <w:p>
-      <w:pPr>
-        <w:spacing w:after="0" w:before="0"/>
-      </w:pPr>
-      <w:r>
-        <w:rPr>
-          <w:b w:val="0"/>
-          <w:sz w:val="22"/>
-        </w:rPr>
-        <w:t>(c) Collect needle for laboratory check</w:t>
-      </w:r>
-    </w:p>
-    <w:p>
-      <w:pPr>
-        <w:spacing w:after="0" w:before="0"/>
-      </w:pPr>
-      <w:r>
-        <w:rPr>
-          <w:b w:val="0"/>
-          <w:sz w:val="22"/>
-        </w:rPr>
-        <w:t>(d) Wash puncture site with soap and water</w:t>
-      </w:r>
-    </w:p>
-    <w:p>
-      <w:pPr>
-        <w:spacing w:after="0" w:before="40"/>
-      </w:pPr>
-      <w:r>
-        <w:rPr>
-          <w:b/>
-          <w:sz w:val="22"/>
-        </w:rPr>
-        <w:t>Answer: d</w:t>
-      </w:r>
-    </w:p>
-    <w:p>
-      <w:pPr>
-        <w:spacing w:after="0" w:before="0"/>
-      </w:pPr>
-      <w:r>
-        <w:rPr>
-          <w:b w:val="0"/>
-          <w:sz w:val="21"/>
-        </w:rPr>
-        <w:t>Solution: After a hepatitis B needle-stick injury, the priority action is to wash the puncture site with soap and water, then report and start PEP.</w:t>
-      </w:r>
-    </w:p>
-    <w:p>
-      <w:pPr>
-        <w:spacing w:after="0" w:before="0"/>
-      </w:pPr>
-      <w:r>
-        <w:rPr>
-          <w:b w:val="0"/>
-          <w:sz w:val="20"/>
-        </w:rPr>
-        <w:t>Positive Marks: 1</w:t>
-      </w:r>
-    </w:p>
-    <w:p>
-      <w:pPr>
-        <w:spacing w:after="160" w:before="0"/>
-      </w:pPr>
-      <w:r>
-        <w:rPr>
-          <w:b w:val="0"/>
-          <w:sz w:val="20"/>
-        </w:rPr>
-        <w:t>Negative Marks: 0.25</w:t>
-      </w:r>
-    </w:p>
-    <w:p>
-      <w:pPr>
-        <w:spacing w:after="20" w:before="120"/>
-      </w:pPr>
-      <w:r>
-        <w:rPr>
-          <w:b/>
-          <w:sz w:val="22"/>
-        </w:rPr>
-        <w:t>Question: An older male patient receiving normal saline 0.9% through IV line complains of shortness of breath and palpitation. The assessment reveals that the central venous pressure (CVP) is 18 cm H2O. What would be the priority nursing intervention?</w:t>
-      </w:r>
-    </w:p>
-    <w:p>
-      <w:pPr>
-        <w:spacing w:after="0" w:before="0"/>
-      </w:pPr>
-      <w:r>
-        <w:rPr>
-          <w:b w:val="0"/>
-          <w:sz w:val="22"/>
-        </w:rPr>
-        <w:t>(a) Continue the IV fluid</w:t>
-      </w:r>
-    </w:p>
-    <w:p>
-      <w:pPr>
-        <w:spacing w:after="0" w:before="0"/>
-      </w:pPr>
-      <w:r>
-        <w:rPr>
-          <w:b w:val="0"/>
-          <w:sz w:val="22"/>
-        </w:rPr>
-        <w:t>(b) Increase the flow rate of IV fluid</w:t>
-      </w:r>
-    </w:p>
-    <w:p>
-      <w:pPr>
-        <w:spacing w:after="0" w:before="0"/>
-      </w:pPr>
-      <w:r>
-        <w:rPr>
-          <w:b w:val="0"/>
-          <w:sz w:val="22"/>
-        </w:rPr>
-        <w:t>(c) Notify to the physician</w:t>
-      </w:r>
-    </w:p>
-    <w:p>
-      <w:pPr>
-        <w:spacing w:after="0" w:before="0"/>
-      </w:pPr>
-      <w:r>
-        <w:rPr>
-          <w:b w:val="0"/>
-          <w:sz w:val="22"/>
-        </w:rPr>
-        <w:t>(d) Discontinue the fluid</w:t>
-      </w:r>
-    </w:p>
-    <w:p>
-      <w:pPr>
-        <w:spacing w:after="0" w:before="40"/>
-      </w:pPr>
-      <w:r>
-        <w:rPr>
-          <w:b/>
-          <w:sz w:val="22"/>
-        </w:rPr>
-        <w:t>Answer: c</w:t>
-      </w:r>
-    </w:p>
-    <w:p>
-      <w:pPr>
-        <w:spacing w:after="0" w:before="0"/>
-      </w:pPr>
-      <w:r>
-        <w:rPr>
-          <w:b w:val="0"/>
-          <w:sz w:val="21"/>
-        </w:rPr>
-        <w:t>Solution: Shortness of breath and an elevated CVP during an IV infusion indicate fluid overload; the nurse should stop/slow the infusion and notify the physician immediately.</w:t>
-      </w:r>
-    </w:p>
-    <w:p>
-      <w:pPr>
-        <w:spacing w:after="0" w:before="0"/>
-      </w:pPr>
-      <w:r>
-        <w:rPr>
-          <w:b w:val="0"/>
-          <w:sz w:val="20"/>
-        </w:rPr>
-        <w:t>Positive Marks: 1</w:t>
-      </w:r>
-    </w:p>
-    <w:p>
-      <w:pPr>
-        <w:spacing w:after="160" w:before="0"/>
-      </w:pPr>
-      <w:r>
-        <w:rPr>
-          <w:b w:val="0"/>
-          <w:sz w:val="20"/>
-        </w:rPr>
-        <w:t>Negative Marks: 0.25</w:t>
-      </w:r>
-    </w:p>
-    <w:p>
-      <w:pPr>
-        <w:spacing w:after="20" w:before="120"/>
-      </w:pPr>
-      <w:r>
-        <w:rPr>
-          <w:b/>
-          <w:sz w:val="22"/>
-        </w:rPr>
-        <w:t>Question: What is the immediate priority first aid management for chemical splash/foreign substance in the eye?</w:t>
-      </w:r>
-    </w:p>
-    <w:p>
-      <w:pPr>
-        <w:spacing w:after="0" w:before="0"/>
-      </w:pPr>
-      <w:r>
-        <w:rPr>
-          <w:b w:val="0"/>
-          <w:sz w:val="22"/>
-        </w:rPr>
-        <w:t>(a) Cover with tight pressure patch</w:t>
-      </w:r>
-    </w:p>
-    <w:p>
-      <w:pPr>
-        <w:spacing w:after="0" w:before="0"/>
-      </w:pPr>
-      <w:r>
-        <w:rPr>
-          <w:b w:val="0"/>
-          <w:sz w:val="22"/>
-        </w:rPr>
-        <w:t>(b) Copious eye irrigation with clean water or Normal Saline for 15-20 mins</w:t>
-      </w:r>
-    </w:p>
-    <w:p>
-      <w:pPr>
-        <w:spacing w:after="0" w:before="0"/>
-      </w:pPr>
-      <w:r>
-        <w:rPr>
-          <w:b w:val="0"/>
-          <w:sz w:val="22"/>
-        </w:rPr>
-        <w:t>(c) Administer oral analgesics</w:t>
-      </w:r>
-    </w:p>
-    <w:p>
-      <w:pPr>
-        <w:spacing w:after="0" w:before="0"/>
-      </w:pPr>
-      <w:r>
-        <w:rPr>
-          <w:b w:val="0"/>
-          <w:sz w:val="22"/>
-        </w:rPr>
-        <w:t>(d) Attempt manual removal</w:t>
-      </w:r>
-    </w:p>
-    <w:p>
-      <w:pPr>
-        <w:spacing w:after="0" w:before="40"/>
-      </w:pPr>
-      <w:r>
-        <w:rPr>
-          <w:b/>
-          <w:sz w:val="22"/>
-        </w:rPr>
-        <w:t>Answer: b</w:t>
-      </w:r>
-    </w:p>
-    <w:p>
-      <w:pPr>
-        <w:spacing w:after="0" w:before="0"/>
-      </w:pPr>
-      <w:r>
-        <w:rPr>
-          <w:b w:val="0"/>
-          <w:sz w:val="21"/>
-        </w:rPr>
-        <w:t>Solution: Immediate, continuous flushing with clean water or sterile normal saline for at least 15–20 minutes is essential to dilute and remove chemical irritants.</w:t>
-      </w:r>
-    </w:p>
-    <w:p>
-      <w:pPr>
-        <w:spacing w:after="0" w:before="0"/>
-      </w:pPr>
-      <w:r>
-        <w:rPr>
-          <w:b w:val="0"/>
-          <w:sz w:val="20"/>
-        </w:rPr>
-        <w:t>Positive Marks: 1</w:t>
-      </w:r>
-    </w:p>
-    <w:p>
-      <w:pPr>
-        <w:spacing w:after="160" w:before="0"/>
-      </w:pPr>
-      <w:r>
-        <w:rPr>
-          <w:b w:val="0"/>
-          <w:sz w:val="20"/>
-        </w:rPr>
-        <w:t>Negative Marks: 0.25</w:t>
-      </w:r>
-    </w:p>
-    <w:p>
-      <w:pPr>
-        <w:spacing w:after="20" w:before="120"/>
-      </w:pPr>
-      <w:r>
-        <w:rPr>
-          <w:b/>
-          <w:sz w:val="22"/>
-        </w:rPr>
-        <w:t>Question: A client develops anaphylaxis after a bee sting. What is the nurse's priority intervention?</w:t>
-      </w:r>
-    </w:p>
-    <w:p>
-      <w:pPr>
-        <w:spacing w:after="0" w:before="0"/>
-      </w:pPr>
-      <w:r>
-        <w:rPr>
-          <w:b w:val="0"/>
-          <w:sz w:val="22"/>
-        </w:rPr>
-        <w:t>(a) Apply oxygen by face mask</w:t>
-      </w:r>
-    </w:p>
-    <w:p>
-      <w:pPr>
-        <w:spacing w:after="0" w:before="0"/>
-      </w:pPr>
-      <w:r>
-        <w:rPr>
-          <w:b w:val="0"/>
-          <w:sz w:val="22"/>
-        </w:rPr>
-        <w:t>(b) Establish IV access first</w:t>
-      </w:r>
-    </w:p>
-    <w:p>
-      <w:pPr>
-        <w:spacing w:after="0" w:before="0"/>
-      </w:pPr>
-      <w:r>
-        <w:rPr>
-          <w:b w:val="0"/>
-          <w:sz w:val="22"/>
-        </w:rPr>
-        <w:t>(c) Administer epinephrine IM immediately</w:t>
-      </w:r>
-    </w:p>
-    <w:p>
-      <w:pPr>
-        <w:spacing w:after="0" w:before="0"/>
-      </w:pPr>
-      <w:r>
-        <w:rPr>
-          <w:b w:val="0"/>
-          <w:sz w:val="22"/>
-        </w:rPr>
-        <w:t>(d) Give an oral antihistamine</w:t>
-      </w:r>
-    </w:p>
-    <w:p>
-      <w:pPr>
-        <w:spacing w:after="0" w:before="40"/>
-      </w:pPr>
-      <w:r>
-        <w:rPr>
-          <w:b/>
-          <w:sz w:val="22"/>
-        </w:rPr>
-        <w:t>Answer: c</w:t>
-      </w:r>
-    </w:p>
-    <w:p>
-      <w:pPr>
-        <w:spacing w:after="0" w:before="0"/>
-      </w:pPr>
-      <w:r>
-        <w:rPr>
-          <w:b w:val="0"/>
-          <w:sz w:val="21"/>
-        </w:rPr>
-        <w:t>Solution: Epinephrine IM is the first-line, life-saving treatment for anaphylaxis; it reverses bronchospasm, laryngeal edema and hypotension.</w:t>
-      </w:r>
-    </w:p>
-    <w:p>
-      <w:pPr>
-        <w:spacing w:after="0" w:before="0"/>
-      </w:pPr>
-      <w:r>
-        <w:rPr>
-          <w:b w:val="0"/>
-          <w:sz w:val="20"/>
-        </w:rPr>
-        <w:t>Positive Marks: 1</w:t>
-      </w:r>
-    </w:p>
-    <w:p>
-      <w:pPr>
-        <w:spacing w:after="160" w:before="0"/>
-      </w:pPr>
-      <w:r>
-        <w:rPr>
-          <w:b w:val="0"/>
-          <w:sz w:val="20"/>
-        </w:rPr>
-        <w:t>Negative Marks: 0.25</w:t>
-      </w:r>
-    </w:p>
-    <w:p>
-      <w:pPr>
-        <w:spacing w:after="20" w:before="120"/>
-      </w:pPr>
-      <w:r>
-        <w:rPr>
-          <w:b/>
-          <w:sz w:val="22"/>
-        </w:rPr>
-        <w:t>Question: Which of the following is the leading cause of child mortality worldwide?</w:t>
-      </w:r>
-    </w:p>
-    <w:p>
-      <w:pPr>
-        <w:spacing w:after="0" w:before="0"/>
-      </w:pPr>
-      <w:r>
-        <w:rPr>
-          <w:b w:val="0"/>
-          <w:sz w:val="22"/>
-        </w:rPr>
-        <w:t>(a) Obstetrical haemorrhage</w:t>
-      </w:r>
-    </w:p>
-    <w:p>
-      <w:pPr>
-        <w:spacing w:after="0" w:before="0"/>
-      </w:pPr>
-      <w:r>
-        <w:rPr>
-          <w:b w:val="0"/>
-          <w:sz w:val="22"/>
-        </w:rPr>
-        <w:t>(b) Diarrhoea</w:t>
-      </w:r>
-    </w:p>
-    <w:p>
-      <w:pPr>
-        <w:spacing w:after="0" w:before="0"/>
-      </w:pPr>
-      <w:r>
-        <w:rPr>
-          <w:b w:val="0"/>
-          <w:sz w:val="22"/>
-        </w:rPr>
-        <w:t>(c) Malaria</w:t>
-      </w:r>
-    </w:p>
-    <w:p>
-      <w:pPr>
-        <w:spacing w:after="0" w:before="0"/>
-      </w:pPr>
-      <w:r>
-        <w:rPr>
-          <w:b w:val="0"/>
-          <w:sz w:val="22"/>
-        </w:rPr>
-        <w:t>(d) Pneumonia</w:t>
-      </w:r>
-    </w:p>
-    <w:p>
-      <w:pPr>
-        <w:spacing w:after="0" w:before="40"/>
-      </w:pPr>
-      <w:r>
-        <w:rPr>
-          <w:b/>
-          <w:sz w:val="22"/>
-        </w:rPr>
-        <w:t>Answer: d</w:t>
-      </w:r>
-    </w:p>
-    <w:p>
-      <w:pPr>
-        <w:spacing w:after="0" w:before="0"/>
-      </w:pPr>
-      <w:r>
-        <w:rPr>
-          <w:b w:val="0"/>
-          <w:sz w:val="21"/>
-        </w:rPr>
-        <w:t>Solution: Pneumonia is the leading cause of child mortality worldwide. According to the World Health Organization (WHO), pneumonia accounts for approximately 15% of all deaths in children under five years of age globally. Other leading causes of child mortality include diarrhea, malaria, and obstetrical hemorrhage.</w:t>
-      </w:r>
-    </w:p>
-    <w:p>
-      <w:pPr>
-        <w:spacing w:after="0" w:before="0"/>
-      </w:pPr>
-      <w:r>
-        <w:rPr>
-          <w:b w:val="0"/>
-          <w:sz w:val="20"/>
-        </w:rPr>
-        <w:t>Positive Marks: 1</w:t>
-      </w:r>
-    </w:p>
-    <w:p>
-      <w:pPr>
-        <w:spacing w:after="160" w:before="0"/>
-      </w:pPr>
-      <w:r>
-        <w:rPr>
-          <w:b w:val="0"/>
-          <w:sz w:val="20"/>
-        </w:rPr>
-        <w:t>Negative Marks: 0.25</w:t>
-      </w:r>
-    </w:p>
-    <w:p>
-      <w:pPr>
-        <w:spacing w:after="20" w:before="120"/>
-      </w:pPr>
-      <w:r>
-        <w:rPr>
-          <w:b/>
-          <w:sz w:val="22"/>
-        </w:rPr>
-        <w:t>Question: After complain of open abdominal surgery. The OT nurse needs to do which of the following activity first before suturing. (give priority answer)</w:t>
-      </w:r>
-    </w:p>
-    <w:p>
-      <w:pPr>
-        <w:spacing w:after="0" w:before="0"/>
-      </w:pPr>
-      <w:r>
-        <w:rPr>
-          <w:b w:val="0"/>
-          <w:sz w:val="22"/>
-        </w:rPr>
-        <w:t>(a) Disinfection of OT</w:t>
-      </w:r>
-    </w:p>
-    <w:p>
-      <w:pPr>
-        <w:spacing w:after="0" w:before="0"/>
-      </w:pPr>
-      <w:r>
-        <w:rPr>
-          <w:b w:val="0"/>
-          <w:sz w:val="22"/>
-        </w:rPr>
-        <w:t>(b) Change the gown</w:t>
-      </w:r>
-    </w:p>
-    <w:p>
-      <w:pPr>
-        <w:spacing w:after="0" w:before="0"/>
-      </w:pPr>
-      <w:r>
-        <w:rPr>
-          <w:b w:val="0"/>
-          <w:sz w:val="22"/>
-        </w:rPr>
-        <w:t>(c) Checking the sponge count &amp; instruments counts before suturing.</w:t>
-      </w:r>
-    </w:p>
-    <w:p>
-      <w:pPr>
-        <w:spacing w:after="0" w:before="0"/>
-      </w:pPr>
-      <w:r>
-        <w:rPr>
-          <w:b w:val="0"/>
-          <w:sz w:val="22"/>
-        </w:rPr>
-        <w:t>(d) Clean the instruments</w:t>
-      </w:r>
-    </w:p>
-    <w:p>
-      <w:pPr>
-        <w:spacing w:after="0" w:before="40"/>
-      </w:pPr>
-      <w:r>
-        <w:rPr>
-          <w:b/>
-          <w:sz w:val="22"/>
-        </w:rPr>
-        <w:t>Answer: c</w:t>
-      </w:r>
-    </w:p>
-    <w:p>
-      <w:pPr>
-        <w:spacing w:after="0" w:before="0"/>
-      </w:pPr>
-      <w:r>
-        <w:rPr>
-          <w:b w:val="0"/>
-          <w:sz w:val="21"/>
-        </w:rPr>
-        <w:t>Solution: Before closure of an abdominal wound, a complete sponge, needle and instrument count with the circulator is mandatory to prevent retained items.</w:t>
-      </w:r>
-    </w:p>
-    <w:p>
-      <w:pPr>
-        <w:spacing w:after="0" w:before="0"/>
-      </w:pPr>
-      <w:r>
-        <w:rPr>
-          <w:b w:val="0"/>
-          <w:sz w:val="20"/>
-        </w:rPr>
-        <w:t>Positive Marks: 1</w:t>
-      </w:r>
-    </w:p>
-    <w:p>
-      <w:pPr>
-        <w:spacing w:after="160" w:before="0"/>
-      </w:pPr>
-      <w:r>
-        <w:rPr>
-          <w:b w:val="0"/>
-          <w:sz w:val="20"/>
-        </w:rPr>
-        <w:t>Negative Marks: 0.25</w:t>
-      </w:r>
-    </w:p>
-    <w:p>
-      <w:pPr>
-        <w:spacing w:after="20" w:before="120"/>
-      </w:pPr>
-      <w:r>
-        <w:rPr>
-          <w:b/>
-          <w:sz w:val="22"/>
-        </w:rPr>
-        <w:t>Question: By using the Wallace rule of nines, which parameters can be calculated for a burn patient?</w:t>
-      </w:r>
-    </w:p>
-    <w:p>
-      <w:pPr>
-        <w:spacing w:after="0" w:before="0"/>
-      </w:pPr>
-      <w:r>
-        <w:rPr>
-          <w:b w:val="0"/>
-          <w:sz w:val="22"/>
-        </w:rPr>
-        <w:t>(a) Percentage of depth of burn</w:t>
-      </w:r>
-    </w:p>
-    <w:p>
-      <w:pPr>
-        <w:spacing w:after="0" w:before="0"/>
-      </w:pPr>
-      <w:r>
-        <w:rPr>
-          <w:b w:val="0"/>
-          <w:sz w:val="22"/>
-        </w:rPr>
-        <w:t>(b) Percentage of total body surface area</w:t>
-      </w:r>
-    </w:p>
-    <w:p>
-      <w:pPr>
-        <w:spacing w:after="0" w:before="0"/>
-      </w:pPr>
-      <w:r>
-        <w:rPr>
-          <w:b w:val="0"/>
-          <w:sz w:val="22"/>
-        </w:rPr>
-        <w:t>(c) Percentage of required fluids in initial phase of treatment</w:t>
-      </w:r>
-    </w:p>
-    <w:p>
-      <w:pPr>
-        <w:spacing w:after="0" w:before="0"/>
-      </w:pPr>
-      <w:r>
-        <w:rPr>
-          <w:b w:val="0"/>
-          <w:sz w:val="22"/>
-        </w:rPr>
-        <w:t>(d) Estimated burn surface area percentage</w:t>
-      </w:r>
-    </w:p>
-    <w:p>
-      <w:pPr>
-        <w:spacing w:after="0" w:before="40"/>
-      </w:pPr>
-      <w:r>
-        <w:rPr>
-          <w:b/>
-          <w:sz w:val="22"/>
-        </w:rPr>
-        <w:t>Answer: b</w:t>
-      </w:r>
-    </w:p>
-    <w:p>
-      <w:pPr>
-        <w:spacing w:after="0" w:before="0"/>
-      </w:pPr>
-      <w:r>
-        <w:rPr>
-          <w:b w:val="0"/>
-          <w:sz w:val="21"/>
-        </w:rPr>
-        <w:t>Solution: The Wallace rule of nines is a commonly used tool for estimating the percentage of total body surface area (TBSA) affected by burns in adult patients. Using this rule, the body is divided into regions representing 9% or multiples of 9% of the TBSA. These regions include the head, each upper limb, the anterior trunk, the posterior trunk, each lower limb, and the perineum. By assessing the extent of involvement in each region, the percentage of TBSA affected by the burn can be estimated. The rule of nines does not provide information about the depth of the burn or the fluid requirements in the initial phase of treatment. These parameters require further evaluation and clinical judgment.</w:t>
-      </w:r>
-    </w:p>
-    <w:p>
-      <w:pPr>
-        <w:spacing w:after="0" w:before="0"/>
-      </w:pPr>
-      <w:r>
-        <w:rPr>
-          <w:b w:val="0"/>
-          <w:sz w:val="20"/>
-        </w:rPr>
-        <w:t>Positive Marks: 1</w:t>
-      </w:r>
-    </w:p>
-    <w:p>
-      <w:pPr>
-        <w:spacing w:after="160" w:before="0"/>
-      </w:pPr>
-      <w:r>
-        <w:rPr>
-          <w:b w:val="0"/>
-          <w:sz w:val="20"/>
-        </w:rPr>
-        <w:t>Negative Marks: 0.25</w:t>
-      </w:r>
-    </w:p>
-    <w:p>
-      <w:pPr>
-        <w:spacing w:after="20" w:before="120"/>
-      </w:pPr>
-      <w:r>
-        <w:rPr>
-          <w:b/>
-          <w:sz w:val="22"/>
-        </w:rPr>
-        <w:t>Question: Which muscle injury results in winging of the scapula after mastectomy?</w:t>
-      </w:r>
-    </w:p>
-    <w:p>
-      <w:pPr>
-        <w:spacing w:after="0" w:before="0"/>
-      </w:pPr>
-      <w:r>
-        <w:rPr>
-          <w:b w:val="0"/>
-          <w:sz w:val="22"/>
-        </w:rPr>
-        <w:t>(a) Thoracic nerve injury</w:t>
-      </w:r>
-    </w:p>
-    <w:p>
-      <w:pPr>
-        <w:spacing w:after="0" w:before="0"/>
-      </w:pPr>
-      <w:r>
-        <w:rPr>
-          <w:b w:val="0"/>
-          <w:sz w:val="22"/>
-        </w:rPr>
-        <w:t>(b) Medial Scapular muscle injury</w:t>
-      </w:r>
-    </w:p>
-    <w:p>
-      <w:pPr>
-        <w:spacing w:after="0" w:before="0"/>
-      </w:pPr>
-      <w:r>
-        <w:rPr>
-          <w:b w:val="0"/>
-          <w:sz w:val="22"/>
-        </w:rPr>
-        <w:t>(c) Triceps muscles injury</w:t>
-      </w:r>
-    </w:p>
-    <w:p>
-      <w:pPr>
-        <w:spacing w:after="0" w:before="0"/>
-      </w:pPr>
-      <w:r>
-        <w:rPr>
-          <w:b w:val="0"/>
-          <w:sz w:val="22"/>
-        </w:rPr>
-        <w:t>(d) Serratus anterior muscle injury</w:t>
-      </w:r>
-    </w:p>
-    <w:p>
-      <w:pPr>
-        <w:spacing w:after="0" w:before="40"/>
-      </w:pPr>
-      <w:r>
-        <w:rPr>
-          <w:b/>
-          <w:sz w:val="22"/>
-        </w:rPr>
-        <w:t>Answer: d</w:t>
-      </w:r>
-    </w:p>
-    <w:p>
-      <w:pPr>
-        <w:spacing w:after="0" w:before="0"/>
-      </w:pPr>
-      <w:r>
-        <w:rPr>
-          <w:b w:val="0"/>
-          <w:sz w:val="21"/>
-        </w:rPr>
-        <w:t>Solution: The serratus anterior muscle injury results in winging of the scapula after mastectomy. The serratus anterior muscle is responsible for stabilizing the scapula against the chest wall and allows for the abduction and upward - rotation of the arm. Injury to the long thoracic nerve that supplies the serratus anterior muscle during mastectomy can lead to winging of the scapula. This can cause weakness and limited movement of the arm and shoulder, leading to functional impairment and decreased quality of life for the patient.</w:t>
-      </w:r>
-    </w:p>
-    <w:p>
-      <w:pPr>
-        <w:spacing w:after="0" w:before="0"/>
-      </w:pPr>
-      <w:r>
-        <w:rPr>
-          <w:b w:val="0"/>
-          <w:sz w:val="20"/>
-        </w:rPr>
-        <w:t>Positive Marks: 1</w:t>
-      </w:r>
-    </w:p>
-    <w:p>
-      <w:pPr>
-        <w:spacing w:after="160" w:before="0"/>
-      </w:pPr>
-      <w:r>
-        <w:rPr>
-          <w:b w:val="0"/>
-          <w:sz w:val="20"/>
-        </w:rPr>
-        <w:t>Negative Marks: 0.25</w:t>
-      </w:r>
-    </w:p>
-    <w:p>
-      <w:pPr>
-        <w:spacing w:after="20" w:before="120"/>
-      </w:pPr>
-      <w:r>
-        <w:rPr>
-          <w:b/>
-          <w:sz w:val="22"/>
-        </w:rPr>
-        <w:t>Question: A mechanically ventilated client has a sudden drop in SpO2 with absent breath sounds on the left side and tracheal deviation to the right. What is the priority action?</w:t>
-      </w:r>
-    </w:p>
-    <w:p>
-      <w:pPr>
-        <w:spacing w:after="0" w:before="0"/>
-      </w:pPr>
-      <w:r>
-        <w:rPr>
-          <w:b w:val="0"/>
-          <w:sz w:val="22"/>
-        </w:rPr>
-        <w:t>(a) Suction the endotracheal tube</w:t>
-      </w:r>
-    </w:p>
-    <w:p>
-      <w:pPr>
-        <w:spacing w:after="0" w:before="0"/>
-      </w:pPr>
-      <w:r>
-        <w:rPr>
-          <w:b w:val="0"/>
-          <w:sz w:val="22"/>
-        </w:rPr>
-        <w:t>(b) Reposition the client and reassess</w:t>
-      </w:r>
-    </w:p>
-    <w:p>
-      <w:pPr>
-        <w:spacing w:after="0" w:before="0"/>
-      </w:pPr>
-      <w:r>
-        <w:rPr>
-          <w:b w:val="0"/>
-          <w:sz w:val="22"/>
-        </w:rPr>
-        <w:t>(c) Prepare for immediate needle decompression of the left chest</w:t>
-      </w:r>
-    </w:p>
-    <w:p>
-      <w:pPr>
-        <w:spacing w:after="0" w:before="0"/>
-      </w:pPr>
-      <w:r>
-        <w:rPr>
-          <w:b w:val="0"/>
-          <w:sz w:val="22"/>
-        </w:rPr>
-        <w:t>(d) Increase the FiO2 on the ventilator</w:t>
-      </w:r>
-    </w:p>
-    <w:p>
-      <w:pPr>
-        <w:spacing w:after="0" w:before="40"/>
-      </w:pPr>
-      <w:r>
-        <w:rPr>
-          <w:b/>
-          <w:sz w:val="22"/>
-        </w:rPr>
-        <w:t>Answer: c</w:t>
-      </w:r>
-    </w:p>
-    <w:p>
-      <w:pPr>
-        <w:spacing w:after="0" w:before="0"/>
-      </w:pPr>
-      <w:r>
-        <w:rPr>
-          <w:b w:val="0"/>
-          <w:sz w:val="21"/>
-        </w:rPr>
-        <w:t>Solution: Tracheal deviation away from the affected side with absent breath sounds indicates tension pneumothorax; immediate needle decompression is life-saving.</w:t>
-      </w:r>
-    </w:p>
-    <w:p>
-      <w:pPr>
-        <w:spacing w:after="0" w:before="0"/>
-      </w:pPr>
-      <w:r>
-        <w:rPr>
-          <w:b w:val="0"/>
-          <w:sz w:val="20"/>
-        </w:rPr>
-        <w:t>Positive Marks: 1</w:t>
-      </w:r>
-    </w:p>
-    <w:p>
-      <w:pPr>
-        <w:spacing w:after="160" w:before="0"/>
-      </w:pPr>
-      <w:r>
-        <w:rPr>
-          <w:b w:val="0"/>
-          <w:sz w:val="20"/>
-        </w:rPr>
-        <w:t>Negative Marks: 0.25</w:t>
-      </w:r>
-    </w:p>
-    <w:p>
-      <w:pPr>
-        <w:spacing w:after="20" w:before="120"/>
-      </w:pPr>
-      <w:r>
-        <w:rPr>
-          <w:b/>
-          <w:sz w:val="22"/>
-        </w:rPr>
-        <w:t>Question: Which of the following drugs is not used in alcohol withdrawal symptoms?</w:t>
-      </w:r>
-    </w:p>
-    <w:p>
-      <w:pPr>
-        <w:spacing w:after="0" w:before="0"/>
-      </w:pPr>
-      <w:r>
-        <w:rPr>
-          <w:b w:val="0"/>
-          <w:sz w:val="22"/>
-        </w:rPr>
-        <w:t>(a) Diazepam</w:t>
-      </w:r>
-    </w:p>
-    <w:p>
-      <w:pPr>
-        <w:spacing w:after="0" w:before="0"/>
-      </w:pPr>
-      <w:r>
-        <w:rPr>
-          <w:b w:val="0"/>
-          <w:sz w:val="22"/>
-        </w:rPr>
-        <w:t>(b) Naltrexone</w:t>
-      </w:r>
-    </w:p>
-    <w:p>
-      <w:pPr>
-        <w:spacing w:after="0" w:before="0"/>
-      </w:pPr>
-      <w:r>
-        <w:rPr>
-          <w:b w:val="0"/>
-          <w:sz w:val="22"/>
-        </w:rPr>
-        <w:t>(c) Naloxone</w:t>
-      </w:r>
-    </w:p>
-    <w:p>
-      <w:pPr>
-        <w:spacing w:after="0" w:before="0"/>
-      </w:pPr>
-      <w:r>
-        <w:rPr>
-          <w:b w:val="0"/>
-          <w:sz w:val="22"/>
-        </w:rPr>
-        <w:t>(d) Chlordiazepoxide</w:t>
-      </w:r>
-    </w:p>
-    <w:p>
-      <w:pPr>
-        <w:spacing w:after="0" w:before="40"/>
-      </w:pPr>
-      <w:r>
-        <w:rPr>
-          <w:b/>
-          <w:sz w:val="22"/>
-        </w:rPr>
-        <w:t>Answer: d</w:t>
-      </w:r>
-    </w:p>
-    <w:p>
-      <w:pPr>
-        <w:spacing w:after="0" w:before="0"/>
-      </w:pPr>
-      <w:r>
-        <w:rPr>
-          <w:b w:val="0"/>
-          <w:sz w:val="21"/>
-        </w:rPr>
-        <w:t>Solution: Naloxone is not used in alcohol withdrawal symptoms, as it is a medication used to reverse the effects of opioids. Alcohol withdrawal symptoms are typically treated with benzodiazepines such as chlordiazepoxide and diazepam, which act on the gamma-aminobutyric acid (GABA) receptors in the brain to reduce anxiety and seizures. Naltrexone, on the other hand, is an opioid antagonist that is used to reduce cravings for alcohol in patients with alcohol use disorder, but is not typically used to treat acute withdrawal symptoms.</w:t>
-      </w:r>
-    </w:p>
-    <w:p>
-      <w:pPr>
-        <w:spacing w:after="0" w:before="0"/>
-      </w:pPr>
-      <w:r>
-        <w:rPr>
-          <w:b w:val="0"/>
-          <w:sz w:val="20"/>
-        </w:rPr>
-        <w:t>Positive Marks: 1</w:t>
-      </w:r>
-    </w:p>
-    <w:p>
-      <w:pPr>
-        <w:spacing w:after="160" w:before="0"/>
-      </w:pPr>
-      <w:r>
-        <w:rPr>
-          <w:b w:val="0"/>
-          <w:sz w:val="20"/>
-        </w:rPr>
-        <w:t>Negative Marks: 0.25</w:t>
-      </w:r>
-    </w:p>
-    <w:p>
-      <w:pPr>
-        <w:spacing w:after="20" w:before="120"/>
-      </w:pPr>
-      <w:r>
-        <w:rPr>
-          <w:b/>
-          <w:sz w:val="22"/>
-        </w:rPr>
-        <w:t>Question: In placenta previa and bleeding of gastation investigation of choice ?</w:t>
-      </w:r>
-    </w:p>
-    <w:p>
-      <w:pPr>
-        <w:spacing w:after="0" w:before="0"/>
-      </w:pPr>
-      <w:r>
-        <w:rPr>
-          <w:b w:val="0"/>
-          <w:sz w:val="22"/>
-        </w:rPr>
-        <w:t>(a) CT scan</w:t>
-      </w:r>
-    </w:p>
-    <w:p>
-      <w:pPr>
-        <w:spacing w:after="0" w:before="0"/>
-      </w:pPr>
-      <w:r>
-        <w:rPr>
-          <w:b w:val="0"/>
-          <w:sz w:val="22"/>
-        </w:rPr>
-        <w:t>(b) Perform USG</w:t>
-      </w:r>
-    </w:p>
-    <w:p>
-      <w:pPr>
-        <w:spacing w:after="0" w:before="0"/>
-      </w:pPr>
-      <w:r>
-        <w:rPr>
-          <w:b w:val="0"/>
-          <w:sz w:val="22"/>
-        </w:rPr>
-        <w:t>(c) MRI</w:t>
-      </w:r>
-    </w:p>
-    <w:p>
-      <w:pPr>
-        <w:spacing w:after="0" w:before="0"/>
-      </w:pPr>
-      <w:r>
-        <w:rPr>
-          <w:b w:val="0"/>
-          <w:sz w:val="22"/>
-        </w:rPr>
-        <w:t>(d) Pelvic X-ray</w:t>
-      </w:r>
-    </w:p>
-    <w:p>
-      <w:pPr>
-        <w:spacing w:after="0" w:before="40"/>
-      </w:pPr>
-      <w:r>
-        <w:rPr>
-          <w:b/>
-          <w:sz w:val="22"/>
-        </w:rPr>
-        <w:t>Answer: b</w:t>
-      </w:r>
-    </w:p>
-    <w:p>
-      <w:pPr>
-        <w:spacing w:after="0" w:before="0"/>
-      </w:pPr>
-      <w:r>
-        <w:rPr>
-          <w:b w:val="0"/>
-          <w:sz w:val="21"/>
-        </w:rPr>
-        <w:t>Solution: Ultrasonography (USG) is the investigation of choice to confirm the placental location in suspected placenta previa.</w:t>
-      </w:r>
-    </w:p>
-    <w:p>
-      <w:pPr>
-        <w:spacing w:after="0" w:before="0"/>
-      </w:pPr>
-      <w:r>
-        <w:rPr>
-          <w:b w:val="0"/>
-          <w:sz w:val="20"/>
-        </w:rPr>
-        <w:t>Positive Marks: 1</w:t>
-      </w:r>
-    </w:p>
-    <w:p>
-      <w:pPr>
-        <w:spacing w:after="160" w:before="0"/>
-      </w:pPr>
-      <w:r>
-        <w:rPr>
-          <w:b w:val="0"/>
-          <w:sz w:val="20"/>
-        </w:rPr>
-        <w:t>Negative Marks: 0.25</w:t>
-      </w:r>
-    </w:p>
-    <w:p>
-      <w:pPr>
-        <w:spacing w:after="20" w:before="120"/>
-      </w:pPr>
-      <w:r>
-        <w:rPr>
-          <w:b/>
-          <w:sz w:val="22"/>
-        </w:rPr>
-        <w:t>Question: Fluid of choice in Burn patient ?</w:t>
-      </w:r>
-    </w:p>
-    <w:p>
-      <w:pPr>
-        <w:spacing w:after="0" w:before="0"/>
-      </w:pPr>
-      <w:r>
-        <w:rPr>
-          <w:b w:val="0"/>
-          <w:sz w:val="22"/>
-        </w:rPr>
-        <w:t>(a) 3% Normal Saline</w:t>
-      </w:r>
-    </w:p>
-    <w:p>
-      <w:pPr>
-        <w:spacing w:after="0" w:before="0"/>
-      </w:pPr>
-      <w:r>
-        <w:rPr>
-          <w:b w:val="0"/>
-          <w:sz w:val="22"/>
-        </w:rPr>
-        <w:t>(b) 0.45 Normal Saline</w:t>
-      </w:r>
-    </w:p>
-    <w:p>
-      <w:pPr>
-        <w:spacing w:after="0" w:before="0"/>
-      </w:pPr>
-      <w:r>
-        <w:rPr>
-          <w:b w:val="0"/>
-          <w:sz w:val="22"/>
-        </w:rPr>
-        <w:t>(c) Ringer Lactate</w:t>
-      </w:r>
-    </w:p>
-    <w:p>
-      <w:pPr>
-        <w:spacing w:after="0" w:before="0"/>
-      </w:pPr>
-      <w:r>
-        <w:rPr>
-          <w:b w:val="0"/>
-          <w:sz w:val="22"/>
-        </w:rPr>
-        <w:t>(d) 0.25 Normal Saline</w:t>
-      </w:r>
-    </w:p>
-    <w:p>
-      <w:pPr>
-        <w:spacing w:after="0" w:before="40"/>
-      </w:pPr>
-      <w:r>
-        <w:rPr>
-          <w:b/>
-          <w:sz w:val="22"/>
-        </w:rPr>
-        <w:t>Answer: c</w:t>
-      </w:r>
-    </w:p>
-    <w:p>
-      <w:pPr>
-        <w:spacing w:after="0" w:before="0"/>
-      </w:pPr>
-      <w:r>
-        <w:rPr>
-          <w:b w:val="0"/>
-          <w:sz w:val="21"/>
-        </w:rPr>
-        <w:t>Solution: Ringer's lactate is the fluid of choice for resuscitation in burn patients.</w:t>
-      </w:r>
-    </w:p>
-    <w:p>
-      <w:pPr>
-        <w:spacing w:after="0" w:before="0"/>
-      </w:pPr>
-      <w:r>
-        <w:rPr>
-          <w:b w:val="0"/>
-          <w:sz w:val="20"/>
-        </w:rPr>
-        <w:t>Positive Marks: 1</w:t>
-      </w:r>
-    </w:p>
-    <w:p>
-      <w:pPr>
-        <w:spacing w:after="160" w:before="0"/>
-      </w:pPr>
-      <w:r>
-        <w:rPr>
-          <w:b w:val="0"/>
-          <w:sz w:val="20"/>
-        </w:rPr>
-        <w:t>Negative Marks: 0.25</w:t>
-      </w:r>
-    </w:p>
-    <w:p>
-      <w:pPr>
-        <w:spacing w:after="20" w:before="120"/>
-      </w:pPr>
-      <w:r>
-        <w:rPr>
-          <w:b/>
-          <w:sz w:val="22"/>
-        </w:rPr>
-        <w:t>Question: The client says that his thought is being telecasted in media without his knowledge?</w:t>
-      </w:r>
-    </w:p>
-    <w:p>
-      <w:pPr>
-        <w:spacing w:after="0" w:before="0"/>
-      </w:pPr>
-      <w:r>
-        <w:rPr>
-          <w:b w:val="0"/>
-          <w:sz w:val="22"/>
-        </w:rPr>
-        <w:t>(a) Circumstantiality</w:t>
-      </w:r>
-    </w:p>
-    <w:p>
-      <w:pPr>
-        <w:spacing w:after="0" w:before="0"/>
-      </w:pPr>
-      <w:r>
-        <w:rPr>
-          <w:b w:val="0"/>
-          <w:sz w:val="22"/>
-        </w:rPr>
-        <w:t>(b) Derailment</w:t>
-      </w:r>
-    </w:p>
-    <w:p>
-      <w:pPr>
-        <w:spacing w:after="0" w:before="0"/>
-      </w:pPr>
-      <w:r>
-        <w:rPr>
-          <w:b w:val="0"/>
-          <w:sz w:val="22"/>
-        </w:rPr>
-        <w:t>(c) Thought broadcasting</w:t>
-      </w:r>
-    </w:p>
-    <w:p>
-      <w:pPr>
-        <w:spacing w:after="0" w:before="0"/>
-      </w:pPr>
-      <w:r>
-        <w:rPr>
-          <w:b w:val="0"/>
-          <w:sz w:val="22"/>
-        </w:rPr>
-        <w:t>(d) Clang association</w:t>
-      </w:r>
-    </w:p>
-    <w:p>
-      <w:pPr>
-        <w:spacing w:after="0" w:before="40"/>
-      </w:pPr>
-      <w:r>
-        <w:rPr>
-          <w:b/>
-          <w:sz w:val="22"/>
-        </w:rPr>
-        <w:t>Answer: c</w:t>
-      </w:r>
-    </w:p>
-    <w:p>
-      <w:pPr>
-        <w:spacing w:after="0" w:before="0"/>
-      </w:pPr>
-      <w:r>
-        <w:rPr>
-          <w:b w:val="0"/>
-          <w:sz w:val="21"/>
-        </w:rPr>
-        <w:t>Solution: Thought broadcasting is the delusion that one's own thoughts are being transmitted to others (e.g., telecast in the media).</w:t>
-      </w:r>
-    </w:p>
-    <w:p>
-      <w:pPr>
-        <w:spacing w:after="0" w:before="0"/>
-      </w:pPr>
-      <w:r>
-        <w:rPr>
-          <w:b w:val="0"/>
-          <w:sz w:val="20"/>
-        </w:rPr>
-        <w:t>Positive Marks: 1</w:t>
-      </w:r>
-    </w:p>
-    <w:p>
-      <w:pPr>
-        <w:spacing w:after="160" w:before="0"/>
-      </w:pPr>
-      <w:r>
-        <w:rPr>
-          <w:b w:val="0"/>
-          <w:sz w:val="20"/>
-        </w:rPr>
-        <w:t>Negative Marks: 0.25</w:t>
-      </w:r>
-    </w:p>
-    <w:p>
-      <w:pPr>
-        <w:spacing w:after="20" w:before="120"/>
-      </w:pPr>
-      <w:r>
-        <w:rPr>
-          <w:b/>
-          <w:sz w:val="22"/>
-        </w:rPr>
-        <w:t>Question: Which of the following is the drug of choice for organophosphate poisoning?</w:t>
-      </w:r>
-    </w:p>
-    <w:p>
-      <w:pPr>
-        <w:spacing w:after="0" w:before="0"/>
-      </w:pPr>
-      <w:r>
-        <w:rPr>
-          <w:b w:val="0"/>
-          <w:sz w:val="22"/>
-        </w:rPr>
-        <w:t>(a) Adrenaline</w:t>
-      </w:r>
-    </w:p>
-    <w:p>
-      <w:pPr>
-        <w:spacing w:after="0" w:before="0"/>
-      </w:pPr>
-      <w:r>
-        <w:rPr>
-          <w:b w:val="0"/>
-          <w:sz w:val="22"/>
-        </w:rPr>
-        <w:t>(b) Naloxone</w:t>
-      </w:r>
-    </w:p>
-    <w:p>
-      <w:pPr>
-        <w:spacing w:after="0" w:before="0"/>
-      </w:pPr>
-      <w:r>
-        <w:rPr>
-          <w:b w:val="0"/>
-          <w:sz w:val="22"/>
-        </w:rPr>
-        <w:t>(c) Atropine</w:t>
-      </w:r>
-    </w:p>
-    <w:p>
-      <w:pPr>
-        <w:spacing w:after="0" w:before="0"/>
-      </w:pPr>
-      <w:r>
-        <w:rPr>
-          <w:b w:val="0"/>
-          <w:sz w:val="22"/>
-        </w:rPr>
-        <w:t>(d) Dopamine</w:t>
-      </w:r>
-    </w:p>
-    <w:p>
-      <w:pPr>
-        <w:spacing w:after="0" w:before="40"/>
-      </w:pPr>
-      <w:r>
-        <w:rPr>
-          <w:b/>
-          <w:sz w:val="22"/>
-        </w:rPr>
-        <w:t>Answer: c</w:t>
-      </w:r>
-    </w:p>
-    <w:p>
-      <w:pPr>
-        <w:spacing w:after="0" w:before="0"/>
-      </w:pPr>
-      <w:r>
-        <w:rPr>
-          <w:b w:val="0"/>
-          <w:sz w:val="21"/>
-        </w:rPr>
-        <w:t>Solution: Atropine (an anticholinergic) antagonises the muscarinic effects of organophosphate poisoning and is given with pralidoxime.</w:t>
-      </w:r>
-    </w:p>
-    <w:p>
-      <w:pPr>
-        <w:spacing w:after="0" w:before="0"/>
-      </w:pPr>
-      <w:r>
-        <w:rPr>
-          <w:b w:val="0"/>
-          <w:sz w:val="20"/>
-        </w:rPr>
-        <w:t>Positive Marks: 1</w:t>
-      </w:r>
-    </w:p>
-    <w:p>
-      <w:pPr>
-        <w:spacing w:after="160" w:before="0"/>
-      </w:pPr>
-      <w:r>
-        <w:rPr>
-          <w:b w:val="0"/>
-          <w:sz w:val="20"/>
-        </w:rPr>
-        <w:t>Negative Marks: 0.25</w:t>
-      </w:r>
-    </w:p>
-    <w:p>
-      <w:pPr>
-        <w:spacing w:after="20" w:before="120"/>
-      </w:pPr>
-      <w:r>
-        <w:rPr>
-          <w:b/>
-          <w:sz w:val="22"/>
-        </w:rPr>
-        <w:t>Question: Cyanotic spell is seen in:</w:t>
-      </w:r>
-    </w:p>
-    <w:p>
-      <w:pPr>
-        <w:spacing w:after="0" w:before="0"/>
-      </w:pPr>
-      <w:r>
-        <w:rPr>
-          <w:b w:val="0"/>
-          <w:sz w:val="22"/>
-        </w:rPr>
-        <w:t>(a) Atrial septal defect</w:t>
-      </w:r>
-    </w:p>
-    <w:p>
-      <w:pPr>
-        <w:spacing w:after="0" w:before="0"/>
-      </w:pPr>
-      <w:r>
-        <w:rPr>
-          <w:b w:val="0"/>
-          <w:sz w:val="22"/>
-        </w:rPr>
-        <w:t>(b) Trans position of arteries</w:t>
-      </w:r>
-    </w:p>
-    <w:p>
-      <w:pPr>
-        <w:spacing w:after="0" w:before="0"/>
-      </w:pPr>
-      <w:r>
-        <w:rPr>
-          <w:b w:val="0"/>
-          <w:sz w:val="22"/>
-        </w:rPr>
-        <w:t>(c) Ventricular septal defect</w:t>
-      </w:r>
-    </w:p>
-    <w:p>
-      <w:pPr>
-        <w:spacing w:after="0" w:before="0"/>
-      </w:pPr>
-      <w:r>
-        <w:rPr>
-          <w:b w:val="0"/>
-          <w:sz w:val="22"/>
-        </w:rPr>
-        <w:t>(d) Tetralogy of Fallot</w:t>
-      </w:r>
-    </w:p>
-    <w:p>
-      <w:pPr>
-        <w:spacing w:after="0" w:before="40"/>
-      </w:pPr>
-      <w:r>
-        <w:rPr>
-          <w:b/>
-          <w:sz w:val="22"/>
-        </w:rPr>
-        <w:t>Answer: d</w:t>
-      </w:r>
-    </w:p>
-    <w:p>
-      <w:pPr>
-        <w:spacing w:after="0" w:before="0"/>
-      </w:pPr>
-      <w:r>
-        <w:rPr>
-          <w:b w:val="0"/>
-          <w:sz w:val="21"/>
-        </w:rPr>
-        <w:t>Solution: A cyanotic spell is seen in Tetralogy of Fallot. Tetralogy of Fallot is a congenital heart defect characterized by four specific abnormalities in the structure of the heart. These abnormalities include ventricular septal defect (VSD), pulmonary stenosis, overriding aorta, and right ventricular hypertrophy. During a cyanotic spell, also known as a "Tet spell," there is a sudden and severe decrease in blood flow to the lungs, leading to inadequate oxygenation of the blood. This results in cyanosis, or a bluish discoloration of the skin and mucous membranes. Cyanotic spells can be triggered by physical activity or agitation and require immediate medical attention. "Nelson Textbook of Pediatrics</w:t>
-      </w:r>
-    </w:p>
-    <w:p>
-      <w:pPr>
-        <w:spacing w:after="0" w:before="0"/>
-      </w:pPr>
-      <w:r>
-        <w:rPr>
-          <w:b w:val="0"/>
-          <w:sz w:val="20"/>
-        </w:rPr>
-        <w:t>Positive Marks: 1</w:t>
-      </w:r>
-    </w:p>
-    <w:p>
-      <w:pPr>
-        <w:spacing w:after="160" w:before="0"/>
-      </w:pPr>
-      <w:r>
-        <w:rPr>
-          <w:b w:val="0"/>
-          <w:sz w:val="20"/>
-        </w:rPr>
-        <w:t>Negative Marks: 0.25</w:t>
-      </w:r>
-    </w:p>
-    <w:p>
-      <w:pPr>
-        <w:spacing w:after="20" w:before="120"/>
-      </w:pPr>
-      <w:r>
-        <w:rPr>
-          <w:b/>
-          <w:sz w:val="22"/>
-        </w:rPr>
-        <w:t>Question: Which of the following should not be provided to the newborn in galactosemia?</w:t>
-      </w:r>
-    </w:p>
-    <w:p>
-      <w:pPr>
-        <w:spacing w:after="0" w:before="0"/>
-      </w:pPr>
-      <w:r>
-        <w:rPr>
-          <w:b w:val="0"/>
-          <w:sz w:val="22"/>
-        </w:rPr>
-        <w:t>(a) Milk</w:t>
-      </w:r>
-    </w:p>
-    <w:p>
-      <w:pPr>
-        <w:spacing w:after="0" w:before="0"/>
-      </w:pPr>
-      <w:r>
-        <w:rPr>
-          <w:b w:val="0"/>
-          <w:sz w:val="22"/>
-        </w:rPr>
-        <w:t>(b) Starch</w:t>
-      </w:r>
-    </w:p>
-    <w:p>
-      <w:pPr>
-        <w:spacing w:after="0" w:before="0"/>
-      </w:pPr>
-      <w:r>
-        <w:rPr>
-          <w:b w:val="0"/>
-          <w:sz w:val="22"/>
-        </w:rPr>
-        <w:t>(c) Gluten</w:t>
-      </w:r>
-    </w:p>
-    <w:p>
-      <w:pPr>
-        <w:spacing w:after="0" w:before="0"/>
-      </w:pPr>
-      <w:r>
-        <w:rPr>
-          <w:b w:val="0"/>
-          <w:sz w:val="22"/>
-        </w:rPr>
-        <w:t>(d) Glycogen</w:t>
-      </w:r>
-    </w:p>
-    <w:p>
-      <w:pPr>
-        <w:spacing w:after="0" w:before="40"/>
-      </w:pPr>
-      <w:r>
-        <w:rPr>
-          <w:b/>
-          <w:sz w:val="22"/>
-        </w:rPr>
-        <w:t>Answer: a</w:t>
-      </w:r>
-    </w:p>
-    <w:p>
-      <w:pPr>
-        <w:spacing w:after="0" w:before="0"/>
-      </w:pPr>
-      <w:r>
-        <w:rPr>
-          <w:b w:val="0"/>
-          <w:sz w:val="21"/>
-        </w:rPr>
-        <w:t>Solution: In galactosemia, milk (lactose) must be avoided as the infant cannot metabolise galactose.</w:t>
-      </w:r>
-    </w:p>
-    <w:p>
-      <w:pPr>
-        <w:spacing w:after="0" w:before="0"/>
-      </w:pPr>
-      <w:r>
-        <w:rPr>
-          <w:b w:val="0"/>
-          <w:sz w:val="20"/>
-        </w:rPr>
-        <w:t>Positive Marks: 1</w:t>
-      </w:r>
-    </w:p>
-    <w:p>
-      <w:pPr>
-        <w:spacing w:after="160" w:before="0"/>
-      </w:pPr>
-      <w:r>
-        <w:rPr>
-          <w:b w:val="0"/>
-          <w:sz w:val="20"/>
-        </w:rPr>
-        <w:t>Negative Marks: 0.25</w:t>
-      </w:r>
-    </w:p>
-    <w:p>
-      <w:pPr>
-        <w:spacing w:after="20" w:before="120"/>
-      </w:pPr>
-      <w:r>
-        <w:rPr>
-          <w:b/>
-          <w:sz w:val="22"/>
-        </w:rPr>
-        <w:t>Question: From following, which is the appropriate method of holding the baby for breast-feeding?</w:t>
-      </w:r>
-    </w:p>
-    <w:p>
-      <w:pPr>
-        <w:spacing w:after="0" w:before="0"/>
-      </w:pPr>
-      <w:r>
-        <w:rPr>
-          <w:b w:val="0"/>
-          <w:sz w:val="22"/>
-        </w:rPr>
-        <w:t>(a) hold only neck</w:t>
-      </w:r>
-    </w:p>
-    <w:p>
-      <w:pPr>
-        <w:spacing w:after="0" w:before="0"/>
-      </w:pPr>
-      <w:r>
-        <w:rPr>
-          <w:b w:val="0"/>
-          <w:sz w:val="22"/>
-        </w:rPr>
-        <w:t>(b) hold baby's lower part</w:t>
-      </w:r>
-    </w:p>
-    <w:p>
-      <w:pPr>
-        <w:spacing w:after="0" w:before="0"/>
-      </w:pPr>
-      <w:r>
-        <w:rPr>
-          <w:b w:val="0"/>
-          <w:sz w:val="22"/>
-        </w:rPr>
-        <w:t>(c) hold baby giving support to whole body</w:t>
-      </w:r>
-    </w:p>
-    <w:p>
-      <w:pPr>
-        <w:spacing w:after="0" w:before="0"/>
-      </w:pPr>
-      <w:r>
-        <w:rPr>
-          <w:b w:val="0"/>
-          <w:sz w:val="22"/>
-        </w:rPr>
-        <w:t>(d) hold baby in upright position</w:t>
-      </w:r>
-    </w:p>
-    <w:p>
-      <w:pPr>
-        <w:spacing w:after="0" w:before="40"/>
-      </w:pPr>
-      <w:r>
-        <w:rPr>
-          <w:b/>
-          <w:sz w:val="22"/>
-        </w:rPr>
-        <w:t>Answer: c</w:t>
-      </w:r>
-    </w:p>
-    <w:p>
-      <w:pPr>
-        <w:spacing w:after="0" w:before="0"/>
-      </w:pPr>
-      <w:r>
-        <w:rPr>
-          <w:b w:val="0"/>
-          <w:sz w:val="21"/>
-        </w:rPr>
-        <w:t>Solution: The mother should hold the baby giving support to the whole body during breastfeeding.</w:t>
-      </w:r>
-    </w:p>
-    <w:p>
-      <w:pPr>
-        <w:spacing w:after="0" w:before="0"/>
-      </w:pPr>
-      <w:r>
-        <w:rPr>
-          <w:b w:val="0"/>
-          <w:sz w:val="20"/>
-        </w:rPr>
-        <w:t>Positive Marks: 1</w:t>
-      </w:r>
-    </w:p>
-    <w:p>
-      <w:pPr>
-        <w:spacing w:after="160" w:before="0"/>
-      </w:pPr>
-      <w:r>
-        <w:rPr>
-          <w:b w:val="0"/>
-          <w:sz w:val="20"/>
-        </w:rPr>
-        <w:t>Negative Marks: 0.25</w:t>
+      <w:r>
+        <w:t xml:space="preserve">Question: A patient with acute gastroenteritis has severe dehydration and shock. The nurse should:</w:t>
+      </w:r>
+    </w:p>
+    <w:p>
+      <w:r>
+        <w:t xml:space="preserve">(a) Start IV Ringer's lactate rapidly and monitor vital signs</w:t>
+      </w:r>
+    </w:p>
+    <w:p>
+      <w:r>
+        <w:t xml:space="preserve">(b) Give ORS only</w:t>
+      </w:r>
+    </w:p>
+    <w:p>
+      <w:r>
+        <w:t xml:space="preserve">(c) Give oral fluids</w:t>
+      </w:r>
+    </w:p>
+    <w:p>
+      <w:r>
+        <w:t xml:space="preserve">(d) Wait for the physician</w:t>
+      </w:r>
+    </w:p>
+    <w:p>
+      <w:r>
+        <w:t xml:space="preserve">Answer: a</w:t>
+      </w:r>
+    </w:p>
+    <w:p>
+      <w:r>
+        <w:t xml:space="preserve">Solution: ✅ Correct Answer: (a)</w:t>
+      </w:r>
+    </w:p>
+    <w:p>
+      <w:r>
+        <w:t xml:space="preserve">🧠 Clinical Rationale: Severe dehydration with shock is WHO Plan C — rapid IV Ringer's lactate (100 mL/kg over 3–4 hours, with 20 mL/kg boluses for shock) while monitoring vitals, urine output, and perfusion. ORS starts once the patient can drink.</w:t>
+      </w:r>
+    </w:p>
+    <w:p>
+      <w:r>
+        <w:t xml:space="preserve">🔍 Key Clues: "Severe dehydration" + "shock" = Plan C → IV fluids first.</w:t>
+      </w:r>
+    </w:p>
+    <w:p>
+      <w:r>
+        <w:t xml:space="preserve">❌ Why Not Other Options?</w:t>
+      </w:r>
+    </w:p>
+    <w:p>
+      <w:r>
+        <w:t xml:space="preserve">(b) — ORS cannot be absorbed in shock (poor perfusion); it follows IV resuscitation.</w:t>
+      </w:r>
+    </w:p>
+    <w:p>
+      <w:r>
+        <w:t xml:space="preserve">(c) — Oral fluids are dangerous in shock due to aspiration and poor absorption.</w:t>
+      </w:r>
+    </w:p>
+    <w:p>
+      <w:r>
+        <w:t xml:space="preserve">(d) — IV fluid administration is a nursing responsibility that cannot wait.</w:t>
+      </w:r>
+    </w:p>
+    <w:p>
+      <w:r>
+        <w:t xml:space="preserve">⚠️ Exam Trap: Plan A = home ORS; Plan B = ORS 75 mL/kg; Plan C = IV fluids — shock always means Plan C.</w:t>
+      </w:r>
+    </w:p>
+    <w:p>
+      <w:r>
+        <w:t xml:space="preserve">💎 PNC Pearl: Shock + dehydration = IV Ringer's lactate NOW, ORS later.</w:t>
+      </w:r>
+    </w:p>
+    <w:p>
+      <w:r>
+        <w:t xml:space="preserve">Positive Marks: 1</w:t>
+      </w:r>
+    </w:p>
+    <w:p>
+      <w:r>
+        <w:t xml:space="preserve">Negative Marks: 0.25</w:t>
+      </w:r>
+    </w:p>
+    <w:p>
+      <w:r>
+        <w:t xml:space="preserve"/>
+      </w:r>
+    </w:p>
+    <w:p>
+      <w:r>
+        <w:t xml:space="preserve">Question: The nurse is preparing a patient for an upper GI endoscopy. The nurse should ensure:</w:t>
+      </w:r>
+    </w:p>
+    <w:p>
+      <w:r>
+        <w:t xml:space="preserve">(a) NPO status, informed consent, and removal of dentures</w:t>
+      </w:r>
+    </w:p>
+    <w:p>
+      <w:r>
+        <w:t xml:space="preserve">(b) A full meal</w:t>
+      </w:r>
+    </w:p>
+    <w:p>
+      <w:r>
+        <w:t xml:space="preserve">(c) Dentures left in place</w:t>
+      </w:r>
+    </w:p>
+    <w:p>
+      <w:r>
+        <w:t xml:space="preserve">(d) No consent</w:t>
+      </w:r>
+    </w:p>
+    <w:p>
+      <w:r>
+        <w:t xml:space="preserve">Answer: a</w:t>
+      </w:r>
+    </w:p>
+    <w:p>
+      <w:r>
+        <w:t xml:space="preserve">Solution: ✅ Correct Answer: (a)</w:t>
+      </w:r>
+    </w:p>
+    <w:p>
+      <w:r>
+        <w:t xml:space="preserve">🧠 Clinical Rationale: Upper GI endoscopy prep — NPO for 6–8 hours (prevents aspiration during sedation), informed consent, and dentures removed to protect the airway. After the procedure the gag reflex must return before fluids.</w:t>
+      </w:r>
+    </w:p>
+    <w:p>
+      <w:r>
+        <w:t xml:space="preserve">🔍 Key Clues: "Upper GI endoscopy" → NPO + consent + remove dentures.</w:t>
+      </w:r>
+    </w:p>
+    <w:p>
+      <w:r>
+        <w:t xml:space="preserve">❌ Why Not Other Options?</w:t>
+      </w:r>
+    </w:p>
+    <w:p>
+      <w:r>
+        <w:t xml:space="preserve">(b) — A full meal risks aspiration under sedation.</w:t>
+      </w:r>
+    </w:p>
+    <w:p>
+      <w:r>
+        <w:t xml:space="preserve">(c) — Dentures can dislodge and obstruct the airway.</w:t>
+      </w:r>
+    </w:p>
+    <w:p>
+      <w:r>
+        <w:t xml:space="preserve">(d) — Informed consent is legally required.</w:t>
+      </w:r>
+    </w:p>
+    <w:p>
+      <w:r>
+        <w:t xml:space="preserve">⚠️ Exam Trap: Gag reflex must return before resuming oral intake after endoscopy.</w:t>
+      </w:r>
+    </w:p>
+    <w:p>
+      <w:r>
+        <w:t xml:space="preserve">💎 PNC Pearl: Endoscopy prep = empty stomach + consent + no dentures.</w:t>
+      </w:r>
+    </w:p>
+    <w:p>
+      <w:r>
+        <w:t xml:space="preserve">Positive Marks: 1</w:t>
+      </w:r>
+    </w:p>
+    <w:p>
+      <w:r>
+        <w:t xml:space="preserve">Negative Marks: 0.25</w:t>
+      </w:r>
+    </w:p>
+    <w:p>
+      <w:r>
+        <w:t xml:space="preserve"/>
+      </w:r>
+    </w:p>
+    <w:p>
+      <w:r>
+        <w:t xml:space="preserve">Question: A patient in the postpartum period has a boggy uterus with heavy bleeding. The nurse should:</w:t>
+      </w:r>
+    </w:p>
+    <w:p>
+      <w:r>
+        <w:t xml:space="preserve">(a) Massage the fundus and monitor the response</w:t>
+      </w:r>
+    </w:p>
+    <w:p>
+      <w:r>
+        <w:t xml:space="preserve">(b) Leave the patient</w:t>
+      </w:r>
+    </w:p>
+    <w:p>
+      <w:r>
+        <w:t xml:space="preserve">(c) Restrict fluids</w:t>
+      </w:r>
+    </w:p>
+    <w:p>
+      <w:r>
+        <w:t xml:space="preserve">(d) Give sedatives</w:t>
+      </w:r>
+    </w:p>
+    <w:p>
+      <w:r>
+        <w:t xml:space="preserve">Answer: a</w:t>
+      </w:r>
+    </w:p>
+    <w:p>
+      <w:r>
+        <w:t xml:space="preserve">Solution: ✅ Correct Answer: (a)</w:t>
+      </w:r>
+    </w:p>
+    <w:p>
+      <w:r>
+        <w:t xml:space="preserve">🧠 Clinical Rationale: A boggy uterus means uterine atony — the leading cause of postpartum hemorrhage. The nurse massages the fundus to stimulate contraction, monitors lochia and vitals, empties the bladder, and gives oxytocin as ordered.</w:t>
+      </w:r>
+    </w:p>
+    <w:p>
+      <w:r>
+        <w:t xml:space="preserve">🔍 Key Clues: "Boggy uterus" + "heavy bleeding" = atony → massage fundus + monitor.</w:t>
+      </w:r>
+    </w:p>
+    <w:p>
+      <w:r>
+        <w:t xml:space="preserve">❌ Why Not Other Options?</w:t>
+      </w:r>
+    </w:p>
+    <w:p>
+      <w:r>
+        <w:t xml:space="preserve">(b) — Leaving the patient risks severe hemorrhage.</w:t>
+      </w:r>
+    </w:p>
+    <w:p>
+      <w:r>
+        <w:t xml:space="preserve">(c) — Fluids are needed to replace blood loss, not restricted.</w:t>
+      </w:r>
+    </w:p>
+    <w:p>
+      <w:r>
+        <w:t xml:space="preserve">(d) — Sedatives mask vital signs and delay treatment.</w:t>
+      </w:r>
+    </w:p>
+    <w:p>
+      <w:r>
+        <w:t xml:space="preserve">⚠️ Exam Trap: Empty the bladder FIRST if the fundus is displaced — a full bladder prevents contraction.</w:t>
+      </w:r>
+    </w:p>
+    <w:p>
+      <w:r>
+        <w:t xml:space="preserve">💎 PNC Pearl: Boggy fundus = massage, empty bladder, give oxytocin, monitor lochia.</w:t>
+      </w:r>
+    </w:p>
+    <w:p>
+      <w:r>
+        <w:t xml:space="preserve">Positive Marks: 1</w:t>
+      </w:r>
+    </w:p>
+    <w:p>
+      <w:r>
+        <w:t xml:space="preserve">Negative Marks: 0.25</w:t>
+      </w:r>
+    </w:p>
+    <w:p>
+      <w:r>
+        <w:t xml:space="preserve"/>
+      </w:r>
+    </w:p>
+    <w:p>
+      <w:r>
+        <w:t xml:space="preserve">Question: A 5-year-old child with asthma is being taught inhaler use. Which statement indicates the need for further teaching?</w:t>
+      </w:r>
+    </w:p>
+    <w:p>
+      <w:r>
+        <w:t xml:space="preserve">(a) "I will shake the inhaler and breathe in quickly."</w:t>
+      </w:r>
+    </w:p>
+    <w:p>
+      <w:r>
+        <w:t xml:space="preserve">(b) "I will use a spacer with my inhaler."</w:t>
+      </w:r>
+    </w:p>
+    <w:p>
+      <w:r>
+        <w:t xml:space="preserve">(c) "I will rinse my mouth after the steroid inhaler."</w:t>
+      </w:r>
+    </w:p>
+    <w:p>
+      <w:r>
+        <w:t xml:space="preserve">(d) "I will keep the inhaler for my own use."</w:t>
+      </w:r>
+    </w:p>
+    <w:p>
+      <w:r>
+        <w:t xml:space="preserve">Answer: a</w:t>
+      </w:r>
+    </w:p>
+    <w:p>
+      <w:r>
+        <w:t xml:space="preserve">Solution: ✅ Correct Answer: (a)</w:t>
+      </w:r>
+    </w:p>
+    <w:p>
+      <w:r>
+        <w:t xml:space="preserve">🧠 Clinical Rationale: MDI technique requires SLOW, deep inhalation after activation — a fast breath deposits the drug in the throat instead of the lungs. Using a spacer, rinsing the mouth after steroids (prevents thrush), and never sharing the inhaler are all correct.</w:t>
+      </w:r>
+    </w:p>
+    <w:p>
+      <w:r>
+        <w:t xml:space="preserve">🔍 Key Clues: "Need for further teaching" = the wrong statement → "breathe in quickly" (should be slow and deep).</w:t>
+      </w:r>
+    </w:p>
+    <w:p>
+      <w:r>
+        <w:t xml:space="preserve">❌ Why Not Other Options?</w:t>
+      </w:r>
+    </w:p>
+    <w:p>
+      <w:r>
+        <w:t xml:space="preserve">(b) — Spacers improve drug delivery to the lungs — correct teaching.</w:t>
+      </w:r>
+    </w:p>
+    <w:p>
+      <w:r>
+        <w:t xml:space="preserve">(c) — Rinsing prevents oral candidiasis from steroids — correct.</w:t>
+      </w:r>
+    </w:p>
+    <w:p>
+      <w:r>
+        <w:t xml:space="preserve">(d) — Inhalers are personal, never shared — correct.</w:t>
+      </w:r>
+    </w:p>
+    <w:p>
+      <w:r>
+        <w:t xml:space="preserve">⚠️ Exam Trap: Fast inhalation = throat deposition; slow deep breath + spacer = lung delivery.</w:t>
+      </w:r>
+    </w:p>
+    <w:p>
+      <w:r>
+        <w:t xml:space="preserve">💎 PNC Pearl: Slow and deep, spacer in between, rinse after steroids.</w:t>
+      </w:r>
+    </w:p>
+    <w:p>
+      <w:r>
+        <w:t xml:space="preserve">Positive Marks: 1</w:t>
+      </w:r>
+    </w:p>
+    <w:p>
+      <w:r>
+        <w:t xml:space="preserve">Negative Marks: 0.25</w:t>
+      </w:r>
+    </w:p>
+    <w:p>
+      <w:r>
+        <w:t xml:space="preserve"/>
+      </w:r>
+    </w:p>
+    <w:p>
+      <w:r>
+        <w:t xml:space="preserve">Question: A patient with an anxiety disorder is being treated with cognitive-behavioral therapy. The nurse understands that CBT:</w:t>
+      </w:r>
+    </w:p>
+    <w:p>
+      <w:r>
+        <w:t xml:space="preserve">(a) Helps the patient identify and change distorted thoughts and behaviors</w:t>
+      </w:r>
+    </w:p>
+    <w:p>
+      <w:r>
+        <w:t xml:space="preserve">(b) Relies only on medication</w:t>
+      </w:r>
+    </w:p>
+    <w:p>
+      <w:r>
+        <w:t xml:space="preserve">(c) Avoids discussing thoughts</w:t>
+      </w:r>
+    </w:p>
+    <w:p>
+      <w:r>
+        <w:t xml:space="preserve">(d) Is a one-session cure</w:t>
+      </w:r>
+    </w:p>
+    <w:p>
+      <w:r>
+        <w:t xml:space="preserve">Answer: a</w:t>
+      </w:r>
+    </w:p>
+    <w:p>
+      <w:r>
+        <w:t xml:space="preserve">Solution: ✅ Correct Answer: (a)</w:t>
+      </w:r>
+    </w:p>
+    <w:p>
+      <w:r>
+        <w:t xml:space="preserve">🧠 Clinical Rationale: CBT is an evidence-based psychotherapy that helps patients identify distorted thoughts and maladaptive behaviors and replace them with healthier patterns — through cognitive restructuring and behavioral exposure.</w:t>
+      </w:r>
+    </w:p>
+    <w:p>
+      <w:r>
+        <w:t xml:space="preserve">🔍 Key Clues: "CBT" → changing thoughts and behaviors is its core mechanism.</w:t>
+      </w:r>
+    </w:p>
+    <w:p>
+      <w:r>
+        <w:t xml:space="preserve">❌ Why Not Other Options?</w:t>
+      </w:r>
+    </w:p>
+    <w:p>
+      <w:r>
+        <w:t xml:space="preserve">(b) — CBT is psychological therapy; medication may complement but is not the focus.</w:t>
+      </w:r>
+    </w:p>
+    <w:p>
+      <w:r>
+        <w:t xml:space="preserve">(c) — Discussing thoughts is exactly what CBT does.</w:t>
+      </w:r>
+    </w:p>
+    <w:p>
+      <w:r>
+        <w:t xml:space="preserve">(d) — CBT requires multiple sessions over weeks/months.</w:t>
+      </w:r>
+    </w:p>
+    <w:p>
+      <w:r>
+        <w:t xml:space="preserve">⚠️ Exam Trap: CBT = "thinking therapy" — thoughts drive feelings and behaviors.</w:t>
+      </w:r>
+    </w:p>
+    <w:p>
+      <w:r>
+        <w:t xml:space="preserve">💎 PNC Pearl: CBT = change the thought, change the feeling, change the behavior.</w:t>
+      </w:r>
+    </w:p>
+    <w:p>
+      <w:r>
+        <w:t xml:space="preserve">Positive Marks: 1</w:t>
+      </w:r>
+    </w:p>
+    <w:p>
+      <w:r>
+        <w:t xml:space="preserve">Negative Marks: 0.25</w:t>
+      </w:r>
+    </w:p>
+    <w:p>
+      <w:r>
+        <w:t xml:space="preserve"/>
+      </w:r>
+    </w:p>
+    <w:p>
+      <w:r>
+        <w:t xml:space="preserve">Question: The "Pradhan Mantri Kaushal Kendra" (PMKK) provides:</w:t>
+      </w:r>
+    </w:p>
+    <w:p>
+      <w:r>
+        <w:t xml:space="preserve">(a) Skill development centers across districts</w:t>
+      </w:r>
+    </w:p>
+    <w:p>
+      <w:r>
+        <w:t xml:space="preserve">(b) Health clinics</w:t>
+      </w:r>
+    </w:p>
+    <w:p>
+      <w:r>
+        <w:t xml:space="preserve">(c) Bank branches</w:t>
+      </w:r>
+    </w:p>
+    <w:p>
+      <w:r>
+        <w:t xml:space="preserve">(d) Post offices</w:t>
+      </w:r>
+    </w:p>
+    <w:p>
+      <w:r>
+        <w:t xml:space="preserve">Answer: a</w:t>
+      </w:r>
+    </w:p>
+    <w:p>
+      <w:r>
+        <w:t xml:space="preserve">Solution: ✅ Correct Answer: (a)</w:t>
+      </w:r>
+    </w:p>
+    <w:p>
+      <w:r>
+        <w:t xml:space="preserve">🧠 Clinical Rationale: PMKK (under Skill India) establishes model skill development centers in every district — training youth in industry-relevant skills for employment.</w:t>
+      </w:r>
+    </w:p>
+    <w:p>
+      <w:r>
+        <w:t xml:space="preserve">🔍 Key Clues: "Kaushal" = skill → skill development centers.</w:t>
+      </w:r>
+    </w:p>
+    <w:p>
+      <w:r>
+        <w:t xml:space="preserve">❌ Why Not Other Options?</w:t>
+      </w:r>
+    </w:p>
+    <w:p>
+      <w:r>
+        <w:t xml:space="preserve">(b) — Health clinics are a different domain.</w:t>
+      </w:r>
+    </w:p>
+    <w:p>
+      <w:r>
+        <w:t xml:space="preserve">(c) — Bank branches belong to banking schemes.</w:t>
+      </w:r>
+    </w:p>
+    <w:p>
+      <w:r>
+        <w:t xml:space="preserve">(d) — Post offices are postal services.</w:t>
+      </w:r>
+    </w:p>
+    <w:p>
+      <w:r>
+        <w:t xml:space="preserve">⚠️ Exam Trap: "Kaushal" = skill — match the word to the scheme's purpose.</w:t>
+      </w:r>
+    </w:p>
+    <w:p>
+      <w:r>
+        <w:t xml:space="preserve">💎 PNC Pearl: PMKK = skill centers for youth employment.</w:t>
+      </w:r>
+    </w:p>
+    <w:p>
+      <w:r>
+        <w:t xml:space="preserve">Positive Marks: 1</w:t>
+      </w:r>
+    </w:p>
+    <w:p>
+      <w:r>
+        <w:t xml:space="preserve">Negative Marks: 0.25</w:t>
+      </w:r>
+    </w:p>
+    <w:p>
+      <w:r>
+        <w:t xml:space="preserve"/>
+      </w:r>
+    </w:p>
+    <w:p>
+      <w:r>
+        <w:t xml:space="preserve">Question: The nurse is to administer 140 mg of a medication. The tablets are 35 mg each. How many tablets are needed?</w:t>
+      </w:r>
+    </w:p>
+    <w:p>
+      <w:r>
+        <w:t xml:space="preserve">(a) 2 tablets</w:t>
+      </w:r>
+    </w:p>
+    <w:p>
+      <w:r>
+        <w:t xml:space="preserve">(b) 3 tablets</w:t>
+      </w:r>
+    </w:p>
+    <w:p>
+      <w:r>
+        <w:t xml:space="preserve">(c) 4 tablets</w:t>
+      </w:r>
+    </w:p>
+    <w:p>
+      <w:r>
+        <w:t xml:space="preserve">(d) 5 tablets</w:t>
+      </w:r>
+    </w:p>
+    <w:p>
+      <w:r>
+        <w:t xml:space="preserve">Answer: c</w:t>
+      </w:r>
+    </w:p>
+    <w:p>
+      <w:r>
+        <w:t xml:space="preserve">Solution: ✅ Correct Answer: (c)</w:t>
+      </w:r>
+    </w:p>
+    <w:p>
+      <w:r>
+        <w:t xml:space="preserve">🧠 Clinical Rationale: Tablets = Desired ÷ Have = 140 mg ÷ 35 mg = 4 tablets.</w:t>
+      </w:r>
+    </w:p>
+    <w:p>
+      <w:r>
+        <w:t xml:space="preserve">🔍 Key Clues: "140 mg" ordered, "35 mg each" → 140 ÷ 35 = 4.</w:t>
+      </w:r>
+    </w:p>
+    <w:p>
+      <w:r>
+        <w:t xml:space="preserve">❌ Why Not Other Options?</w:t>
+      </w:r>
+    </w:p>
+    <w:p>
+      <w:r>
+        <w:t xml:space="preserve">(a) — 2 tablets give 70 mg.</w:t>
+      </w:r>
+    </w:p>
+    <w:p>
+      <w:r>
+        <w:t xml:space="preserve">(b) — 3 tablets give 105 mg — underdose.</w:t>
+      </w:r>
+    </w:p>
+    <w:p>
+      <w:r>
+        <w:t xml:space="preserve">(d) — 5 tablets give 175 mg — overdose.</w:t>
+      </w:r>
+    </w:p>
+    <w:p>
+      <w:r>
+        <w:t xml:space="preserve">⚠️ Exam Trap: Desired ÷ Have; sanity-check against the tablet strength.</w:t>
+      </w:r>
+    </w:p>
+    <w:p>
+      <w:r>
+        <w:t xml:space="preserve">💎 PNC Pearl: 140 ÷ 35 = 4 tablets.</w:t>
+      </w:r>
+    </w:p>
+    <w:p>
+      <w:r>
+        <w:t xml:space="preserve">Positive Marks: 1</w:t>
+      </w:r>
+    </w:p>
+    <w:p>
+      <w:r>
+        <w:t xml:space="preserve">Negative Marks: 0.25</w:t>
+      </w:r>
+    </w:p>
+    <w:p>
+      <w:r>
+        <w:t xml:space="preserve"/>
+      </w:r>
+    </w:p>
+    <w:p>
+      <w:r>
+        <w:t xml:space="preserve">Question: The nurse is caring for a patient with hyponatremia due to SIADH. The nurse should:</w:t>
+      </w:r>
+    </w:p>
+    <w:p>
+      <w:r>
+        <w:t xml:space="preserve">(a) Restrict fluids and monitor sodium and neurological status</w:t>
+      </w:r>
+    </w:p>
+    <w:p>
+      <w:r>
+        <w:t xml:space="preserve">(b) Encourage free water</w:t>
+      </w:r>
+    </w:p>
+    <w:p>
+      <w:r>
+        <w:t xml:space="preserve">(c) Give hypotonic fluids</w:t>
+      </w:r>
+    </w:p>
+    <w:p>
+      <w:r>
+        <w:t xml:space="preserve">(d) Ignore the sodium</w:t>
+      </w:r>
+    </w:p>
+    <w:p>
+      <w:r>
+        <w:t xml:space="preserve">Answer: a</w:t>
+      </w:r>
+    </w:p>
+    <w:p>
+      <w:r>
+        <w:t xml:space="preserve">Solution: ✅ Correct Answer: (a)</w:t>
+      </w:r>
+    </w:p>
+    <w:p>
+      <w:r>
+        <w:t xml:space="preserve">🧠 Clinical Rationale: SIADH causes water retention and dilutional hyponatremia — treatment is fluid restriction, hypertonic saline for severe symptomatic cases, and close monitoring of sodium and neurological status. Rapid correction risks osmotic demyelination.</w:t>
+      </w:r>
+    </w:p>
+    <w:p>
+      <w:r>
+        <w:t xml:space="preserve">🔍 Key Clues: "SIADH" + "hyponatremia" → restrict water, monitor Na⁺ and neuro status.</w:t>
+      </w:r>
+    </w:p>
+    <w:p>
+      <w:r>
+        <w:t xml:space="preserve">❌ Why Not Other Options?</w:t>
+      </w:r>
+    </w:p>
+    <w:p>
+      <w:r>
+        <w:t xml:space="preserve">(b) — Free water worsens dilutional hyponatremia.</w:t>
+      </w:r>
+    </w:p>
+    <w:p>
+      <w:r>
+        <w:t xml:space="preserve">(c) — Hypotonic fluids further lower sodium.</w:t>
+      </w:r>
+    </w:p>
+    <w:p>
+      <w:r>
+        <w:t xml:space="preserve">(d) — Severe hyponatremia causes seizures and coma.</w:t>
+      </w:r>
+    </w:p>
+    <w:p>
+      <w:r>
+        <w:t xml:space="preserve">⚠️ Exam Trap: Correct hyponatremia slowly — rapid correction causes central pontine myelinolysis.</w:t>
+      </w:r>
+    </w:p>
+    <w:p>
+      <w:r>
+        <w:t xml:space="preserve">💎 PNC Pearl: SIADH = water in, sodium out → restrict fluids.</w:t>
+      </w:r>
+    </w:p>
+    <w:p>
+      <w:r>
+        <w:t xml:space="preserve">Positive Marks: 1</w:t>
+      </w:r>
+    </w:p>
+    <w:p>
+      <w:r>
+        <w:t xml:space="preserve">Negative Marks: 0.25</w:t>
+      </w:r>
+    </w:p>
+    <w:p>
+      <w:r>
+        <w:t xml:space="preserve"/>
+      </w:r>
+    </w:p>
+    <w:p>
+      <w:r>
+        <w:t xml:space="preserve">Question: The nurse is assessing a patient's pupillary response. A sluggish or non-reactive pupil after head injury indicates:</w:t>
+      </w:r>
+    </w:p>
+    <w:p>
+      <w:r>
+        <w:t xml:space="preserve">(a) Raised intracranial pressure or brain injury</w:t>
+      </w:r>
+    </w:p>
+    <w:p>
+      <w:r>
+        <w:t xml:space="preserve">(b) Normal response</w:t>
+      </w:r>
+    </w:p>
+    <w:p>
+      <w:r>
+        <w:t xml:space="preserve">(c) Hypoglycemia</w:t>
+      </w:r>
+    </w:p>
+    <w:p>
+      <w:r>
+        <w:t xml:space="preserve">(d) Dehydration</w:t>
+      </w:r>
+    </w:p>
+    <w:p>
+      <w:r>
+        <w:t xml:space="preserve">Answer: a</w:t>
+      </w:r>
+    </w:p>
+    <w:p>
+      <w:r>
+        <w:t xml:space="preserve">Solution: ✅ Correct Answer: (a)</w:t>
+      </w:r>
+    </w:p>
+    <w:p>
+      <w:r>
+        <w:t xml:space="preserve">🧠 Clinical Rationale: Unequal, sluggish, or non-reactive pupils after head injury suggest rising ICP or brainstem herniation — an emergency. The nurse monitors pupils (PERRLA), GCS, and vital signs frequently and reports changes immediately.</w:t>
+      </w:r>
+    </w:p>
+    <w:p>
+      <w:r>
+        <w:t xml:space="preserve">🔍 Key Clues: "Sluggish/non-reactive pupil" + "head injury" = ICP/brain injury.</w:t>
+      </w:r>
+    </w:p>
+    <w:p>
+      <w:r>
+        <w:t xml:space="preserve">❌ Why Not Other Options?</w:t>
+      </w:r>
+    </w:p>
+    <w:p>
+      <w:r>
+        <w:t xml:space="preserve">(b) — This is not a normal response.</w:t>
+      </w:r>
+    </w:p>
+    <w:p>
+      <w:r>
+        <w:t xml:space="preserve">(c) — Hypoglycemia causes sweating, tremor, confusion — not pupil changes.</w:t>
+      </w:r>
+    </w:p>
+    <w:p>
+      <w:r>
+        <w:t xml:space="preserve">(d) — Dehydration does not cause pupil changes.</w:t>
+      </w:r>
+    </w:p>
+    <w:p>
+      <w:r>
+        <w:t xml:space="preserve">⚠️ Exam Trap: A fixed, dilated pupil = ipsilateral herniation — call it in NOW.</w:t>
+      </w:r>
+    </w:p>
+    <w:p>
+      <w:r>
+        <w:t xml:space="preserve">💎 PNC Pearl: Pupil changes after head injury = brain pressure rising.</w:t>
+      </w:r>
+    </w:p>
+    <w:p>
+      <w:r>
+        <w:t xml:space="preserve">Positive Marks: 1</w:t>
+      </w:r>
+    </w:p>
+    <w:p>
+      <w:r>
+        <w:t xml:space="preserve">Negative Marks: 0.25</w:t>
+      </w:r>
+    </w:p>
+    <w:p>
+      <w:r>
+        <w:t xml:space="preserve"/>
+      </w:r>
+    </w:p>
+    <w:p>
+      <w:r>
+        <w:t xml:space="preserve">Question: A patient with a fractured tibia in a cast is at risk of pressure injury under the cast. Which nursing action is preventive?</w:t>
+      </w:r>
+    </w:p>
+    <w:p>
+      <w:r>
+        <w:t xml:space="preserve">(a) Inspect the exposed skin and report any burning or pain at a specific spot</w:t>
+      </w:r>
+    </w:p>
+    <w:p>
+      <w:r>
+        <w:t xml:space="preserve">(b) Insert padding under the cast</w:t>
+      </w:r>
+    </w:p>
+    <w:p>
+      <w:r>
+        <w:t xml:space="preserve">(c) Wet the cast</w:t>
+      </w:r>
+    </w:p>
+    <w:p>
+      <w:r>
+        <w:t xml:space="preserve">(d) Remove the cast</w:t>
+      </w:r>
+    </w:p>
+    <w:p>
+      <w:r>
+        <w:t xml:space="preserve">Answer: a</w:t>
+      </w:r>
+    </w:p>
+    <w:p>
+      <w:r>
+        <w:t xml:space="preserve">Solution: ✅ Correct Answer: (a)</w:t>
+      </w:r>
+    </w:p>
+    <w:p>
+      <w:r>
+        <w:t xml:space="preserve">🧠 Clinical Rationale: Cast pressure points cause localized burning or pain before visible injury. The nurse inspects exposed skin, asks about focal pain, and reports promptly. Padding is never inserted under a cast, and removal requires an order.</w:t>
+      </w:r>
+    </w:p>
+    <w:p>
+      <w:r>
+        <w:t xml:space="preserve">🔍 Key Clues: "Pressure injury under the cast" → inspect + ask about focal burning/pain.</w:t>
+      </w:r>
+    </w:p>
+    <w:p>
+      <w:r>
+        <w:t xml:space="preserve">❌ Why Not Other Options?</w:t>
+      </w:r>
+    </w:p>
+    <w:p>
+      <w:r>
+        <w:t xml:space="preserve">(b) — Inserting objects under the cast damages skin and creates pressure.</w:t>
+      </w:r>
+    </w:p>
+    <w:p>
+      <w:r>
+        <w:t xml:space="preserve">(c) — Wet casts weaken and macerate skin.</w:t>
+      </w:r>
+    </w:p>
+    <w:p>
+      <w:r>
+        <w:t xml:space="preserve">(d) — Removal requires a physician's order.</w:t>
+      </w:r>
+    </w:p>
+    <w:p>
+      <w:r>
+        <w:t xml:space="preserve">⚠️ Exam Trap: Focal burning under a cast = pressure point → bivalve/split the cast.</w:t>
+      </w:r>
+    </w:p>
+    <w:p>
+      <w:r>
+        <w:t xml:space="preserve">💎 PNC Pearl: "Burning at one spot" under cast = pressure injury warning.</w:t>
+      </w:r>
+    </w:p>
+    <w:p>
+      <w:r>
+        <w:t xml:space="preserve">Positive Marks: 1</w:t>
+      </w:r>
+    </w:p>
+    <w:p>
+      <w:r>
+        <w:t xml:space="preserve">Negative Marks: 0.25</w:t>
+      </w:r>
+    </w:p>
+    <w:p>
+      <w:r>
+        <w:t xml:space="preserve">Question: A patient with chronic renal failure is prescribed a calcium channel blocker for hypertension. The nurse should monitor for:</w:t>
+      </w:r>
+    </w:p>
+    <w:p>
+      <w:r>
+        <w:t xml:space="preserve">(a) Hypotension and ankle edema</w:t>
+      </w:r>
+    </w:p>
+    <w:p>
+      <w:r>
+        <w:t xml:space="preserve">(b) Hyperkalemia</w:t>
+      </w:r>
+    </w:p>
+    <w:p>
+      <w:r>
+        <w:t xml:space="preserve">(c) Bradycardia only</w:t>
+      </w:r>
+    </w:p>
+    <w:p>
+      <w:r>
+        <w:t xml:space="preserve">(d) Constipation only</w:t>
+      </w:r>
+    </w:p>
+    <w:p>
+      <w:r>
+        <w:t xml:space="preserve">Answer: a</w:t>
+      </w:r>
+    </w:p>
+    <w:p>
+      <w:r>
+        <w:t xml:space="preserve">Solution: ✅ Correct Answer: (a)</w:t>
+      </w:r>
+    </w:p>
+    <w:p>
+      <w:r>
+        <w:t xml:space="preserve">🧠 Clinical Rationale: Calcium channel blockers (amlodipine, nifedipine) cause vasodilation — leading to hypotension, flushing, headache, and peripheral (ankle) edema. The nurse monitors BP and reports dizziness or swelling.</w:t>
+      </w:r>
+    </w:p>
+    <w:p>
+      <w:r>
+        <w:t xml:space="preserve">🔍 Key Clues: "Calcium channel blocker" → vasodilation effects: hypotension + ankle edema.</w:t>
+      </w:r>
+    </w:p>
+    <w:p>
+      <w:r>
+        <w:t xml:space="preserve">❌ Why Not Other Options?</w:t>
+      </w:r>
+    </w:p>
+    <w:p>
+      <w:r>
+        <w:t xml:space="preserve">(b) — Hyperkalemia is associated with ACE inhibitors/ARBs, not CCBs.</w:t>
+      </w:r>
+    </w:p>
+    <w:p>
+      <w:r>
+        <w:t xml:space="preserve">(c) — Bradycardia is more typical of beta-blockers or verapamil/diltiazem.</w:t>
+      </w:r>
+    </w:p>
+    <w:p>
+      <w:r>
+        <w:t xml:space="preserve">(d) — Constipation is not the priority CCB adverse effect.</w:t>
+      </w:r>
+    </w:p>
+    <w:p>
+      <w:r>
+        <w:t xml:space="preserve">⚠️ Exam Trap: CCB = vasodilator effects (edema, flushing); ACE-I = cough + hyperkalemia.</w:t>
+      </w:r>
+    </w:p>
+    <w:p>
+      <w:r>
+        <w:t xml:space="preserve">💎 PNC Pearl: CCB → BP down, ankles up (edema).</w:t>
+      </w:r>
+    </w:p>
+    <w:p>
+      <w:r>
+        <w:t xml:space="preserve">Positive Marks: 1</w:t>
+      </w:r>
+    </w:p>
+    <w:p>
+      <w:r>
+        <w:t xml:space="preserve">Negative Marks: 0.25</w:t>
+      </w:r>
+    </w:p>
+    <w:p>
+      <w:r>
+        <w:t xml:space="preserve"/>
+      </w:r>
+    </w:p>
+    <w:p>
+      <w:r>
+        <w:t xml:space="preserve">Question: The nurse is preparing a patient for a renal biopsy. After the procedure, the patient should:</w:t>
+      </w:r>
+    </w:p>
+    <w:p>
+      <w:r>
+        <w:t xml:space="preserve">(a) Lie flat/supine for several hours and be monitored for bleeding</w:t>
+      </w:r>
+    </w:p>
+    <w:p>
+      <w:r>
+        <w:t xml:space="preserve">(b) Ambulate immediately</w:t>
+      </w:r>
+    </w:p>
+    <w:p>
+      <w:r>
+        <w:t xml:space="preserve">(c) Sit up and walk</w:t>
+      </w:r>
+    </w:p>
+    <w:p>
+      <w:r>
+        <w:t xml:space="preserve">(d) Eat a heavy meal</w:t>
+      </w:r>
+    </w:p>
+    <w:p>
+      <w:r>
+        <w:t xml:space="preserve">Answer: a</w:t>
+      </w:r>
+    </w:p>
+    <w:p>
+      <w:r>
+        <w:t xml:space="preserve">Solution: ✅ Correct Answer: (a)</w:t>
+      </w:r>
+    </w:p>
+    <w:p>
+      <w:r>
+        <w:t xml:space="preserve">🧠 Clinical Rationale: After renal biopsy, the patient lies flat/supine for 4–6 hours to compress the puncture site, with monitoring of vitals, urine (hematuria), and back/flank pain — bleeding is the main complication.</w:t>
+      </w:r>
+    </w:p>
+    <w:p>
+      <w:r>
+        <w:t xml:space="preserve">🔍 Key Clues: "After renal biopsy" → lie flat + monitor for bleeding/hematuria.</w:t>
+      </w:r>
+    </w:p>
+    <w:p>
+      <w:r>
+        <w:t xml:space="preserve">❌ Why Not Other Options?</w:t>
+      </w:r>
+    </w:p>
+    <w:p>
+      <w:r>
+        <w:t xml:space="preserve">(b), (c) — Early ambulation increases bleeding risk from the puncture site.</w:t>
+      </w:r>
+    </w:p>
+    <w:p>
+      <w:r>
+        <w:t xml:space="preserve">(d) — A heavy meal is irrelevant and can cause nausea.</w:t>
+      </w:r>
+    </w:p>
+    <w:p>
+      <w:r>
+        <w:t xml:space="preserve">⚠️ Exam Trap: Hematuria or flank pain after biopsy = bleeding — report immediately.</w:t>
+      </w:r>
+    </w:p>
+    <w:p>
+      <w:r>
+        <w:t xml:space="preserve">💎 PNC Pearl: Renal biopsy → flat on the back + watch the urine.</w:t>
+      </w:r>
+    </w:p>
+    <w:p>
+      <w:r>
+        <w:t xml:space="preserve">Positive Marks: 1</w:t>
+      </w:r>
+    </w:p>
+    <w:p>
+      <w:r>
+        <w:t xml:space="preserve">Negative Marks: 0.25</w:t>
+      </w:r>
+    </w:p>
+    <w:p>
+      <w:r>
+        <w:t xml:space="preserve"/>
+      </w:r>
+    </w:p>
+    <w:p>
+      <w:r>
+        <w:t xml:space="preserve">Question: A patient at 30 weeks of gestation is having contractions every 10 minutes with cervical dilatation of 1 cm. The nurse should:</w:t>
+      </w:r>
+    </w:p>
+    <w:p>
+      <w:r>
+        <w:t xml:space="preserve">(a) Monitor for preterm labor and prepare for tocolysis and steroids</w:t>
+      </w:r>
+    </w:p>
+    <w:p>
+      <w:r>
+        <w:t xml:space="preserve">(b) Send the patient home</w:t>
+      </w:r>
+    </w:p>
+    <w:p>
+      <w:r>
+        <w:t xml:space="preserve">(c) Give oxytocin</w:t>
+      </w:r>
+    </w:p>
+    <w:p>
+      <w:r>
+        <w:t xml:space="preserve">(d) Ignore the contractions</w:t>
+      </w:r>
+    </w:p>
+    <w:p>
+      <w:r>
+        <w:t xml:space="preserve">Answer: a</w:t>
+      </w:r>
+    </w:p>
+    <w:p>
+      <w:r>
+        <w:t xml:space="preserve">Solution: ✅ Correct Answer: (a)</w:t>
+      </w:r>
+    </w:p>
+    <w:p>
+      <w:r>
+        <w:t xml:space="preserve">🧠 Clinical Rationale: Contractions with cervical change before 37 weeks = preterm labor. The nurse monitors, and the physician considers tocolytics to delay delivery, corticosteroids for fetal lung maturity, and magnesium sulfate for neuroprotection.</w:t>
+      </w:r>
+    </w:p>
+    <w:p>
+      <w:r>
+        <w:t xml:space="preserve">🔍 Key Clues: "30 weeks" + contractions + cervical dilatation = preterm labor.</w:t>
+      </w:r>
+    </w:p>
+    <w:p>
+      <w:r>
+        <w:t xml:space="preserve">❌ Why Not Other Options?</w:t>
+      </w:r>
+    </w:p>
+    <w:p>
+      <w:r>
+        <w:t xml:space="preserve">(b) — Sending home risks preterm delivery outside the hospital.</w:t>
+      </w:r>
+    </w:p>
+    <w:p>
+      <w:r>
+        <w:t xml:space="preserve">(c) — Oxytocin augments labor — the opposite of what is wanted.</w:t>
+      </w:r>
+    </w:p>
+    <w:p>
+      <w:r>
+        <w:t xml:space="preserve">(d) — Ignoring contractions risks premature birth.</w:t>
+      </w:r>
+    </w:p>
+    <w:p>
+      <w:r>
+        <w:t xml:space="preserve">⚠️ Exam Trap: Corticosteroids (betamethasone) speed fetal lung maturity — key preterm intervention.</w:t>
+      </w:r>
+    </w:p>
+    <w:p>
+      <w:r>
+        <w:t xml:space="preserve">💎 PNC Pearl: Preterm labor = tocolysis + steroids + magnesium (neuroprotection).</w:t>
+      </w:r>
+    </w:p>
+    <w:p>
+      <w:r>
+        <w:t xml:space="preserve">Positive Marks: 1</w:t>
+      </w:r>
+    </w:p>
+    <w:p>
+      <w:r>
+        <w:t xml:space="preserve">Negative Marks: 0.25</w:t>
+      </w:r>
+    </w:p>
+    <w:p>
+      <w:r>
+        <w:t xml:space="preserve"/>
+      </w:r>
+    </w:p>
+    <w:p>
+      <w:r>
+        <w:t xml:space="preserve">Question: A 2-year-old child with severe dehydration is being rehydrated with IV fluids. The nurse should monitor the IV rate carefully to prevent:</w:t>
+      </w:r>
+    </w:p>
+    <w:p>
+      <w:r>
+        <w:t xml:space="preserve">(a) Fluid overload</w:t>
+      </w:r>
+    </w:p>
+    <w:p>
+      <w:r>
+        <w:t xml:space="preserve">(b) Hypoglycemia</w:t>
+      </w:r>
+    </w:p>
+    <w:p>
+      <w:r>
+        <w:t xml:space="preserve">(c) Hypothermia</w:t>
+      </w:r>
+    </w:p>
+    <w:p>
+      <w:r>
+        <w:t xml:space="preserve">(d) Constipation</w:t>
+      </w:r>
+    </w:p>
+    <w:p>
+      <w:r>
+        <w:t xml:space="preserve">Answer: a</w:t>
+      </w:r>
+    </w:p>
+    <w:p>
+      <w:r>
+        <w:t xml:space="preserve">Solution: ✅ Correct Answer: (a)</w:t>
+      </w:r>
+    </w:p>
+    <w:p>
+      <w:r>
+        <w:t xml:space="preserve">🧠 Clinical Rationale: Rapid IV rehydration can cause fluid overload — edema, pulmonary congestion, and heart failure, especially in children with cardiac/renal disease. The nurse monitors the rate, I/O, weight, and breath sounds.</w:t>
+      </w:r>
+    </w:p>
+    <w:p>
+      <w:r>
+        <w:t xml:space="preserve">🔍 Key Clues: "IV rehydration" + "monitor carefully" → prevent fluid overload.</w:t>
+      </w:r>
+    </w:p>
+    <w:p>
+      <w:r>
+        <w:t xml:space="preserve">❌ Why Not Other Options?</w:t>
+      </w:r>
+    </w:p>
+    <w:p>
+      <w:r>
+        <w:t xml:space="preserve">(b), (c), (d) — Hypoglycemia, hypothermia, and constipation are not the main risks of rapid IV fluids.</w:t>
+      </w:r>
+    </w:p>
+    <w:p>
+      <w:r>
+        <w:t xml:space="preserve">⚠️ Exam Trap: Fluid overload in children = first sign crackles/weight gain — check daily weight.</w:t>
+      </w:r>
+    </w:p>
+    <w:p>
+      <w:r>
+        <w:t xml:space="preserve">💎 PNC Pearl: IV fluids too fast = fluid overload — count the drops and weigh daily.</w:t>
+      </w:r>
+    </w:p>
+    <w:p>
+      <w:r>
+        <w:t xml:space="preserve">Positive Marks: 1</w:t>
+      </w:r>
+    </w:p>
+    <w:p>
+      <w:r>
+        <w:t xml:space="preserve">Negative Marks: 0.25</w:t>
+      </w:r>
+    </w:p>
+    <w:p>
+      <w:r>
+        <w:t xml:space="preserve"/>
+      </w:r>
+    </w:p>
+    <w:p>
+      <w:r>
+        <w:t xml:space="preserve">Question: A patient with bipolar disorder in the manic phase is exhibiting poor judgment. The nurse should:</w:t>
+      </w:r>
+    </w:p>
+    <w:p>
+      <w:r>
+        <w:t xml:space="preserve">(a) Protect the patient from harm and set consistent limits</w:t>
+      </w:r>
+    </w:p>
+    <w:p>
+      <w:r>
+        <w:t xml:space="preserve">(b) Allow risky behavior</w:t>
+      </w:r>
+    </w:p>
+    <w:p>
+      <w:r>
+        <w:t xml:space="preserve">(c) Encourage impulsive decisions</w:t>
+      </w:r>
+    </w:p>
+    <w:p>
+      <w:r>
+        <w:t xml:space="preserve">(d) Ignore the behavior</w:t>
+      </w:r>
+    </w:p>
+    <w:p>
+      <w:r>
+        <w:t xml:space="preserve">Answer: a</w:t>
+      </w:r>
+    </w:p>
+    <w:p>
+      <w:r>
+        <w:t xml:space="preserve">Solution: ✅ Correct Answer: (a)</w:t>
+      </w:r>
+    </w:p>
+    <w:p>
+      <w:r>
+        <w:t xml:space="preserve">🧠 Clinical Rationale: During mania, poor judgment can lead to financial, physical, and social harm. The nurse protects the patient, sets consistent limits, and provides a structured, low-stimulation environment.</w:t>
+      </w:r>
+    </w:p>
+    <w:p>
+      <w:r>
+        <w:t xml:space="preserve">🔍 Key Clues: "Manic phase" + "poor judgment" → protection + consistent limits.</w:t>
+      </w:r>
+    </w:p>
+    <w:p>
+      <w:r>
+        <w:t xml:space="preserve">❌ Why Not Other Options?</w:t>
+      </w:r>
+    </w:p>
+    <w:p>
+      <w:r>
+        <w:t xml:space="preserve">(b) — Allowing risky behavior endangers the patient.</w:t>
+      </w:r>
+    </w:p>
+    <w:p>
+      <w:r>
+        <w:t xml:space="preserve">(c) — Encouraging impulsivity worsens mania.</w:t>
+      </w:r>
+    </w:p>
+    <w:p>
+      <w:r>
+        <w:t xml:space="preserve">(d) — Ignoring the behavior leaves the patient unprotected.</w:t>
+      </w:r>
+    </w:p>
+    <w:p>
+      <w:r>
+        <w:t xml:space="preserve">⚠️ Exam Trap: Mania management = safety first, reduce stimulation, set limits.</w:t>
+      </w:r>
+    </w:p>
+    <w:p>
+      <w:r>
+        <w:t xml:space="preserve">💎 PNC Pearl: Mania = protect, structure, limit stimulation.</w:t>
+      </w:r>
+    </w:p>
+    <w:p>
+      <w:r>
+        <w:t xml:space="preserve">Positive Marks: 1</w:t>
+      </w:r>
+    </w:p>
+    <w:p>
+      <w:r>
+        <w:t xml:space="preserve">Negative Marks: 0.25</w:t>
+      </w:r>
+    </w:p>
+    <w:p>
+      <w:r>
+        <w:t xml:space="preserve"/>
+      </w:r>
+    </w:p>
+    <w:p>
+      <w:r>
+        <w:t xml:space="preserve">Question: The "Pradhan Mantri Jan Dhan Yojana" account provides which benefit?</w:t>
+      </w:r>
+    </w:p>
+    <w:p>
+      <w:r>
+        <w:t xml:space="preserve">(a) RuPay debit card, insurance, and bank account</w:t>
+      </w:r>
+    </w:p>
+    <w:p>
+      <w:r>
+        <w:t xml:space="preserve">(b) Free housing</w:t>
+      </w:r>
+    </w:p>
+    <w:p>
+      <w:r>
+        <w:t xml:space="preserve">(c) Free education</w:t>
+      </w:r>
+    </w:p>
+    <w:p>
+      <w:r>
+        <w:t xml:space="preserve">(d) Free travel</w:t>
+      </w:r>
+    </w:p>
+    <w:p>
+      <w:r>
+        <w:t xml:space="preserve">Answer: a</w:t>
+      </w:r>
+    </w:p>
+    <w:p>
+      <w:r>
+        <w:t xml:space="preserve">Solution: ✅ Correct Answer: (a)</w:t>
+      </w:r>
+    </w:p>
+    <w:p>
+      <w:r>
+        <w:t xml:space="preserve">🧠 Clinical Rationale: PMJDY (2014) provides every household a bank account with a RuPay debit card, accident/life insurance cover, and access to financial services — the flagship financial inclusion scheme.</w:t>
+      </w:r>
+    </w:p>
+    <w:p>
+      <w:r>
+        <w:t xml:space="preserve">🔍 Key Clues: "Jan Dhan" = people's wealth → bank account + RuPay card + insurance.</w:t>
+      </w:r>
+    </w:p>
+    <w:p>
+      <w:r>
+        <w:t xml:space="preserve">❌ Why Not Other Options?</w:t>
+      </w:r>
+    </w:p>
+    <w:p>
+      <w:r>
+        <w:t xml:space="preserve">(b) — Housing is PMAY.</w:t>
+      </w:r>
+    </w:p>
+    <w:p>
+      <w:r>
+        <w:t xml:space="preserve">(c) — Education is a different domain.</w:t>
+      </w:r>
+    </w:p>
+    <w:p>
+      <w:r>
+        <w:t xml:space="preserve">(d) — Travel benefits are not part of PMJDY.</w:t>
+      </w:r>
+    </w:p>
+    <w:p>
+      <w:r>
+        <w:t xml:space="preserve">⚠️ Exam Trap: Jan Dhan + Aadhaar + Mobile (JAM) trinity = direct benefit transfers.</w:t>
+      </w:r>
+    </w:p>
+    <w:p>
+      <w:r>
+        <w:t xml:space="preserve">💎 PNC Pearl: Jan Dhan = account + RuPay card + insurance for every household.</w:t>
+      </w:r>
+    </w:p>
+    <w:p>
+      <w:r>
+        <w:t xml:space="preserve">Positive Marks: 1</w:t>
+      </w:r>
+    </w:p>
+    <w:p>
+      <w:r>
+        <w:t xml:space="preserve">Negative Marks: 0.25</w:t>
+      </w:r>
+    </w:p>
+    <w:p>
+      <w:r>
+        <w:t xml:space="preserve"/>
+      </w:r>
+    </w:p>
+    <w:p>
+      <w:r>
+        <w:t xml:space="preserve">Question: The nurse is to give 240 mg of a medication. The tablets are 60 mg each. How many tablets are needed?</w:t>
+      </w:r>
+    </w:p>
+    <w:p>
+      <w:r>
+        <w:t xml:space="preserve">(a) 2 tablets</w:t>
+      </w:r>
+    </w:p>
+    <w:p>
+      <w:r>
+        <w:t xml:space="preserve">(b) 3 tablets</w:t>
+      </w:r>
+    </w:p>
+    <w:p>
+      <w:r>
+        <w:t xml:space="preserve">(c) 4 tablets</w:t>
+      </w:r>
+    </w:p>
+    <w:p>
+      <w:r>
+        <w:t xml:space="preserve">(d) 6 tablets</w:t>
+      </w:r>
+    </w:p>
+    <w:p>
+      <w:r>
+        <w:t xml:space="preserve">Answer: c</w:t>
+      </w:r>
+    </w:p>
+    <w:p>
+      <w:r>
+        <w:t xml:space="preserve">Solution: ✅ Correct Answer: (c)</w:t>
+      </w:r>
+    </w:p>
+    <w:p>
+      <w:r>
+        <w:t xml:space="preserve">🧠 Clinical Rationale: Tablets = Desired ÷ Have = 240 mg ÷ 60 mg = 4 tablets.</w:t>
+      </w:r>
+    </w:p>
+    <w:p>
+      <w:r>
+        <w:t xml:space="preserve">🔍 Key Clues: "240 mg" ordered, "60 mg each" → 240 ÷ 60 = 4.</w:t>
+      </w:r>
+    </w:p>
+    <w:p>
+      <w:r>
+        <w:t xml:space="preserve">❌ Why Not Other Options?</w:t>
+      </w:r>
+    </w:p>
+    <w:p>
+      <w:r>
+        <w:t xml:space="preserve">(a) — 2 tablets give 120 mg.</w:t>
+      </w:r>
+    </w:p>
+    <w:p>
+      <w:r>
+        <w:t xml:space="preserve">(b) — 3 tablets give 180 mg — underdose.</w:t>
+      </w:r>
+    </w:p>
+    <w:p>
+      <w:r>
+        <w:t xml:space="preserve">(d) — 6 tablets give 360 mg — overdose.</w:t>
+      </w:r>
+    </w:p>
+    <w:p>
+      <w:r>
+        <w:t xml:space="preserve">⚠️ Exam Trap: Desired ÷ Have; check that the tablet count is sensible.</w:t>
+      </w:r>
+    </w:p>
+    <w:p>
+      <w:r>
+        <w:t xml:space="preserve">💎 PNC Pearl: 240 ÷ 60 = 4 tablets.</w:t>
+      </w:r>
+    </w:p>
+    <w:p>
+      <w:r>
+        <w:t xml:space="preserve">Positive Marks: 1</w:t>
+      </w:r>
+    </w:p>
+    <w:p>
+      <w:r>
+        <w:t xml:space="preserve">Negative Marks: 0.25</w:t>
+      </w:r>
+    </w:p>
+    <w:p>
+      <w:r>
+        <w:t xml:space="preserve"/>
+      </w:r>
+    </w:p>
+    <w:p>
+      <w:r>
+        <w:t xml:space="preserve">Question: The nurse is caring for a patient with hypermagnesemia from magnesium sulfate therapy. Which finding indicates toxicity?</w:t>
+      </w:r>
+    </w:p>
+    <w:p>
+      <w:r>
+        <w:t xml:space="preserve">(a) Loss of deep tendon reflexes and respiratory depression</w:t>
+      </w:r>
+    </w:p>
+    <w:p>
+      <w:r>
+        <w:t xml:space="preserve">(b) Hyperreflexia</w:t>
+      </w:r>
+    </w:p>
+    <w:p>
+      <w:r>
+        <w:t xml:space="preserve">(c) Tachycardia</w:t>
+      </w:r>
+    </w:p>
+    <w:p>
+      <w:r>
+        <w:t xml:space="preserve">(d) Hypertension</w:t>
+      </w:r>
+    </w:p>
+    <w:p>
+      <w:r>
+        <w:t xml:space="preserve">Answer: a</w:t>
+      </w:r>
+    </w:p>
+    <w:p>
+      <w:r>
+        <w:t xml:space="preserve">Solution: ✅ Correct Answer: (a)</w:t>
+      </w:r>
+    </w:p>
+    <w:p>
+      <w:r>
+        <w:t xml:space="preserve">🧠 Clinical Rationale: Magnesium toxicity progresses from loss of patellar reflexes to respiratory depression and cardiac arrest. The nurse stops the infusion, monitors respirations, and gives calcium gluconate (the antidote) as ordered.</w:t>
+      </w:r>
+    </w:p>
+    <w:p>
+      <w:r>
+        <w:t xml:space="preserve">🔍 Key Clues: "Magnesium toxicity" → loss of DTRs + respiratory depression.</w:t>
+      </w:r>
+    </w:p>
+    <w:p>
+      <w:r>
+        <w:t xml:space="preserve">❌ Why Not Other Options?</w:t>
+      </w:r>
+    </w:p>
+    <w:p>
+      <w:r>
+        <w:t xml:space="preserve">(b) — Hyperreflexia is a magnesium DEFICIENCY sign.</w:t>
+      </w:r>
+    </w:p>
+    <w:p>
+      <w:r>
+        <w:t xml:space="preserve">(c), (d) — Tachycardia and hypertension are not toxicity features; hypotension and bradycardia occur.</w:t>
+      </w:r>
+    </w:p>
+    <w:p>
+      <w:r>
+        <w:t xml:space="preserve">⚠️ Exam Trap: Check patellar reflexes before and during magnesium infusions — loss of DTR = toxicity.</w:t>
+      </w:r>
+    </w:p>
+    <w:p>
+      <w:r>
+        <w:t xml:space="preserve">💎 PNC Pearl: Mag toxicity: DTRs go, breathing slows → calcium gluconate.</w:t>
+      </w:r>
+    </w:p>
+    <w:p>
+      <w:r>
+        <w:t xml:space="preserve">Positive Marks: 1</w:t>
+      </w:r>
+    </w:p>
+    <w:p>
+      <w:r>
+        <w:t xml:space="preserve">Negative Marks: 0.25</w:t>
+      </w:r>
+    </w:p>
+    <w:p>
+      <w:r>
+        <w:t xml:space="preserve"/>
+      </w:r>
+    </w:p>
+    <w:p>
+      <w:r>
+        <w:t xml:space="preserve">Question: The nurse is assessing a patient's skin turgor. Tenting (slow return) of the skin indicates:</w:t>
+      </w:r>
+    </w:p>
+    <w:p>
+      <w:r>
+        <w:t xml:space="preserve">(a) Dehydration</w:t>
+      </w:r>
+    </w:p>
+    <w:p>
+      <w:r>
+        <w:t xml:space="preserve">(b) Fluid overload</w:t>
+      </w:r>
+    </w:p>
+    <w:p>
+      <w:r>
+        <w:t xml:space="preserve">(c) Normal hydration</w:t>
+      </w:r>
+    </w:p>
+    <w:p>
+      <w:r>
+        <w:t xml:space="preserve">(d) Infection</w:t>
+      </w:r>
+    </w:p>
+    <w:p>
+      <w:r>
+        <w:t xml:space="preserve">Answer: a</w:t>
+      </w:r>
+    </w:p>
+    <w:p>
+      <w:r>
+        <w:t xml:space="preserve">Solution: ✅ Correct Answer: (a)</w:t>
+      </w:r>
+    </w:p>
+    <w:p>
+      <w:r>
+        <w:t xml:space="preserve">🧠 Clinical Rationale: Decreased skin turgor (tenting) means reduced interstitial fluid — a sign of dehydration. The nurse correlates it with dry mucous membranes, decreased urine output, and thirst.</w:t>
+      </w:r>
+    </w:p>
+    <w:p>
+      <w:r>
+        <w:t xml:space="preserve">🔍 Key Clues: "Tenting" = slow skin return = dehydration.</w:t>
+      </w:r>
+    </w:p>
+    <w:p>
+      <w:r>
+        <w:t xml:space="preserve">❌ Why Not Other Options?</w:t>
+      </w:r>
+    </w:p>
+    <w:p>
+      <w:r>
+        <w:t xml:space="preserve">(b) — Fluid overload causes edema, not tenting.</w:t>
+      </w:r>
+    </w:p>
+    <w:p>
+      <w:r>
+        <w:t xml:space="preserve">(c) — Normal skin returns immediately.</w:t>
+      </w:r>
+    </w:p>
+    <w:p>
+      <w:r>
+        <w:t xml:space="preserve">(d) — Infection alone does not cause tenting.</w:t>
+      </w:r>
+    </w:p>
+    <w:p>
+      <w:r>
+        <w:t xml:space="preserve">⚠️ Exam Trap: Turgor is less reliable in the elderly (age-related skin changes) — use other dehydration signs.</w:t>
+      </w:r>
+    </w:p>
+    <w:p>
+      <w:r>
+        <w:t xml:space="preserve">💎 PNC Pearl: Tenting skin = dehydrated body.</w:t>
+      </w:r>
+    </w:p>
+    <w:p>
+      <w:r>
+        <w:t xml:space="preserve">Positive Marks: 1</w:t>
+      </w:r>
+    </w:p>
+    <w:p>
+      <w:r>
+        <w:t xml:space="preserve">Negative Marks: 0.25</w:t>
+      </w:r>
+    </w:p>
+    <w:p>
+      <w:r>
+        <w:t xml:space="preserve"/>
+      </w:r>
+    </w:p>
+    <w:p>
+      <w:r>
+        <w:t xml:space="preserve">Question: A patient with a fractured humerus in a sling is being discharged. The nurse should teach the patient to:</w:t>
+      </w:r>
+    </w:p>
+    <w:p>
+      <w:r>
+        <w:t xml:space="preserve">(a) Report numbness, pallor, or severe pain in the arm/hand</w:t>
+      </w:r>
+    </w:p>
+    <w:p>
+      <w:r>
+        <w:t xml:space="preserve">(b) Remove the sling permanently</w:t>
+      </w:r>
+    </w:p>
+    <w:p>
+      <w:r>
+        <w:t xml:space="preserve">(c) Lift heavy objects</w:t>
+      </w:r>
+    </w:p>
+    <w:p>
+      <w:r>
+        <w:t xml:space="preserve">(d) Sleep on the affected arm</w:t>
+      </w:r>
+    </w:p>
+    <w:p>
+      <w:r>
+        <w:t xml:space="preserve">Answer: a</w:t>
+      </w:r>
+    </w:p>
+    <w:p>
+      <w:r>
+        <w:t xml:space="preserve">Solution: ✅ Correct Answer: (a)</w:t>
+      </w:r>
+    </w:p>
+    <w:p>
+      <w:r>
+        <w:t xml:space="preserve">🧠 Clinical Rationale: Humerus fracture discharge teaching — report neurovascular changes (numbness, pallor, severe pain) immediately, keep the sling as advised, perform gentle pendulum exercises as ordered, and attend follow-up.</w:t>
+      </w:r>
+    </w:p>
+    <w:p>
+      <w:r>
+        <w:t xml:space="preserve">🔍 Key Clues: "Fractured humerus" + "discharge" → neurovascular monitoring is the priority teaching.</w:t>
+      </w:r>
+    </w:p>
+    <w:p>
+      <w:r>
+        <w:t xml:space="preserve">❌ Why Not Other Options?</w:t>
+      </w:r>
+    </w:p>
+    <w:p>
+      <w:r>
+        <w:t xml:space="preserve">(b) — Removing the sling disrupts immobilization and healing.</w:t>
+      </w:r>
+    </w:p>
+    <w:p>
+      <w:r>
+        <w:t xml:space="preserve">(c) — Lifting heavy objects displaces the fracture.</w:t>
+      </w:r>
+    </w:p>
+    <w:p>
+      <w:r>
+        <w:t xml:space="preserve">(d) — Sleeping on the affected arm impairs circulation.</w:t>
+      </w:r>
+    </w:p>
+    <w:p>
+      <w:r>
+        <w:t xml:space="preserve">⚠️ Exam Trap: Numbness + pallor + pain = neurovascular compromise — never wait.</w:t>
+      </w:r>
+    </w:p>
+    <w:p>
+      <w:r>
+        <w:t xml:space="preserve">💎 PNC Pearl: Sling arm: report numbness/pallor/pain, no heavy lifting.</w:t>
+      </w:r>
+    </w:p>
+    <w:p>
+      <w:r>
+        <w:t xml:space="preserve">Positive Marks: 1</w:t>
+      </w:r>
+    </w:p>
+    <w:p>
+      <w:r>
+        <w:t xml:space="preserve">Negative Marks: 0.25</w:t>
       </w:r>
     </w:p>
     <w:sectPr>
       <w:pgSz w:w="12240" w:h="15840"/>
-      <w:pgMar w:top="864" w:right="1008" w:bottom="864" w:left="1008" w:header="720" w:footer="720" w:gutter="0"/>
+      <w:pgMar w:top="1440" w:right="1800" w:bottom="1440" w:left="1800" w:header="720" w:footer="720" w:gutter="0"/>
       <w:cols w:space="720"/>
       <w:docGrid w:linePitch="360"/>
     </w:sectPr>
@@ -2535,10 +2145,6 @@
     <w:name w:val="Normal"/>
     <w:qFormat/>
     <w:rsid w:val="00FC693F"/>
-    <w:rPr>
-      <w:rFonts w:ascii="Calibri" w:hAnsi="Calibri"/>
-      <w:sz w:val="22"/>
-    </w:rPr>
   </w:style>
   <w:style w:type="paragraph" w:styleId="Header">
     <w:name w:val="header"/>
